--- a/final_doc_updated[1].docx
+++ b/final_doc_updated[1].docx
@@ -4,7 +4,7 @@
   <w:body>
     <w:p>
       <w:pPr>
-        <w:jc w:val="both"/>
+        <w:jc w:val="right"/>
         <w:rPr>
           <w:szCs w:val="24"/>
         </w:rPr>
@@ -341,14 +341,16 @@
         <w:rPr>
           <w:sz w:val="28"/>
           <w:szCs w:val="28"/>
+          <w:lang w:val="en-US"/>
         </w:rPr>
       </w:pPr>
       <w:r>
         <w:rPr>
           <w:sz w:val="28"/>
           <w:szCs w:val="28"/>
-        </w:rPr>
-        <w:t>Everest Innovative College</w:t>
+          <w:lang w:val="en-US"/>
+        </w:rPr>
+        <w:t>Whitefield Int'l College</w:t>
       </w:r>
     </w:p>
     <w:p>
@@ -364,8 +366,16 @@
         <w:rPr>
           <w:sz w:val="28"/>
           <w:szCs w:val="28"/>
-        </w:rPr>
-        <w:t>Solteemode, Kathmandu</w:t>
+          <w:lang w:val="en-US"/>
+        </w:rPr>
+        <w:t>Nayabazar</w:t>
+      </w:r>
+      <w:r>
+        <w:rPr>
+          <w:sz w:val="28"/>
+          <w:szCs w:val="28"/>
+        </w:rPr>
+        <w:t>, Kathmandu</w:t>
       </w:r>
     </w:p>
     <w:p>
@@ -411,13 +421,15 @@
         <w:jc w:val="center"/>
         <w:rPr>
           <w:szCs w:val="24"/>
-        </w:rPr>
-      </w:pPr>
-      <w:r>
-        <w:rPr>
-          <w:szCs w:val="24"/>
-        </w:rPr>
-        <w:t>ROHAN MAHARJAN</w:t>
+          <w:lang w:val="en-US"/>
+        </w:rPr>
+      </w:pPr>
+      <w:r>
+        <w:rPr>
+          <w:szCs w:val="24"/>
+          <w:lang w:val="en-US"/>
+        </w:rPr>
+        <w:t>LABA SHAHI</w:t>
       </w:r>
     </w:p>
     <w:p>
@@ -453,15 +465,67 @@
         <w:ind w:right="-368"/>
         <w:jc w:val="center"/>
         <w:rPr>
+          <w:rFonts w:hint="default"/>
+          <w:b/>
+          <w:bCs/>
           <w:sz w:val="20"/>
           <w:szCs w:val="20"/>
-        </w:rPr>
-      </w:pPr>
-      <w:r>
-        <w:rPr>
-          <w:szCs w:val="24"/>
-        </w:rPr>
-        <w:t>Reg. no: 6-2-713-20-2020</w:t>
+          <w:lang w:val="en-US"/>
+        </w:rPr>
+      </w:pPr>
+      <w:r>
+        <w:rPr>
+          <w:b/>
+          <w:bCs/>
+          <w:szCs w:val="24"/>
+        </w:rPr>
+        <w:t>Reg. no: 6-2-</w:t>
+      </w:r>
+      <w:r>
+        <w:rPr>
+          <w:rFonts w:hint="default"/>
+          <w:b/>
+          <w:bCs/>
+          <w:szCs w:val="24"/>
+          <w:lang w:val="en-US"/>
+        </w:rPr>
+        <w:t>497</w:t>
+      </w:r>
+      <w:r>
+        <w:rPr>
+          <w:b/>
+          <w:bCs/>
+          <w:szCs w:val="24"/>
+        </w:rPr>
+        <w:t>-</w:t>
+      </w:r>
+      <w:r>
+        <w:rPr>
+          <w:rFonts w:hint="default"/>
+          <w:b/>
+          <w:bCs/>
+          <w:szCs w:val="24"/>
+          <w:lang w:val="en-US"/>
+        </w:rPr>
+        <w:t>1</w:t>
+      </w:r>
+      <w:r>
+        <w:rPr>
+          <w:b/>
+          <w:bCs/>
+          <w:szCs w:val="24"/>
+        </w:rPr>
+        <w:t>2-202</w:t>
+      </w:r>
+      <w:r>
+        <w:rPr>
+          <w:rFonts w:hint="default"/>
+          <w:b/>
+          <w:bCs/>
+          <w:szCs w:val="24"/>
+          <w:lang w:val="en-US"/>
+        </w:rPr>
+        <w:t>2</w:t>
       </w:r>
     </w:p>
     <w:p>
@@ -514,16 +578,28 @@
       <w:pPr>
         <w:jc w:val="center"/>
         <w:rPr>
-          <w:szCs w:val="24"/>
-        </w:rPr>
-      </w:pPr>
-      <w:r>
-        <w:rPr>
-          <w:b/>
-          <w:bCs/>
-          <w:szCs w:val="24"/>
-        </w:rPr>
-        <w:t xml:space="preserve">     Bhesh Chaudhary</w:t>
+          <w:rFonts w:hint="default"/>
+          <w:szCs w:val="24"/>
+          <w:lang w:val="en-US"/>
+        </w:rPr>
+      </w:pPr>
+      <w:r>
+        <w:rPr>
+          <w:b/>
+          <w:bCs/>
+          <w:szCs w:val="24"/>
+        </w:rPr>
+        <w:t xml:space="preserve">      </w:t>
+      </w:r>
+      <w:r>
+        <w:rPr>
+          <w:rFonts w:hint="default"/>
+          <w:b/>
+          <w:bCs/>
+          <w:szCs w:val="24"/>
+          <w:lang w:val="en-US"/>
+        </w:rPr>
+        <w:t>------------</w:t>
       </w:r>
     </w:p>
     <w:p>
@@ -700,7 +776,81 @@
         <w:jc w:val="center"/>
         <w:rPr>
           <w:b/>
-          <w:bCs/>
+          <w:sz w:val="28"/>
+          <w:lang w:val="en-US"/>
+        </w:rPr>
+      </w:pPr>
+      <w:r>
+        <w:rPr>
+          <w:b/>
+          <w:sz w:val="28"/>
+        </w:rPr>
+        <w:t xml:space="preserve">  </w:t>
+      </w:r>
+      <w:r>
+        <w:rPr>
+          <w:b/>
+          <w:sz w:val="28"/>
+          <w:lang w:val="en-US"/>
+        </w:rPr>
+        <w:t>Whitefield Int'l College</w:t>
+      </w:r>
+    </w:p>
+    <w:p>
+      <w:pPr>
+        <w:jc w:val="center"/>
+        <w:rPr>
+          <w:color w:val="000000" w:themeColor="text1"/>
+          <w:szCs w:val="24"/>
+          <w14:textFill>
+            <w14:solidFill>
+              <w14:schemeClr w14:val="tx1"/>
+            </w14:solidFill>
+          </w14:textFill>
+        </w:rPr>
+      </w:pPr>
+      <w:r>
+        <w:rPr>
+          <w:color w:val="000000" w:themeColor="text1"/>
+          <w:szCs w:val="24"/>
+          <w14:textFill>
+            <w14:solidFill>
+              <w14:schemeClr w14:val="tx1"/>
+            </w14:solidFill>
+          </w14:textFill>
+        </w:rPr>
+        <w:t xml:space="preserve"> </w:t>
+      </w:r>
+      <w:r>
+        <w:rPr>
+          <w:color w:val="000000" w:themeColor="text1"/>
+          <w:szCs w:val="24"/>
+          <w:lang w:val="en-US"/>
+          <w14:textFill>
+            <w14:solidFill>
+              <w14:schemeClr w14:val="tx1"/>
+            </w14:solidFill>
+          </w14:textFill>
+        </w:rPr>
+        <w:t>Nayabazar</w:t>
+      </w:r>
+      <w:r>
+        <w:rPr>
+          <w:color w:val="000000" w:themeColor="text1"/>
+          <w:szCs w:val="24"/>
+          <w14:textFill>
+            <w14:solidFill>
+              <w14:schemeClr w14:val="tx1"/>
+            </w14:solidFill>
+          </w14:textFill>
+        </w:rPr>
+        <w:t>, Kathmandu</w:t>
+      </w:r>
+    </w:p>
+    <w:p>
+      <w:pPr>
+        <w:jc w:val="center"/>
+        <w:rPr>
           <w:color w:val="000000" w:themeColor="text1"/>
           <w:sz w:val="28"/>
           <w:szCs w:val="28"/>
@@ -713,46 +863,6 @@
       </w:pPr>
       <w:r>
         <w:rPr>
-          <w:b/>
-          <w:sz w:val="28"/>
-        </w:rPr>
-        <w:t xml:space="preserve">  Everest</w:t>
-      </w:r>
-      <w:r>
-        <w:rPr>
-          <w:b/>
-          <w:spacing w:val="-3"/>
-          <w:sz w:val="28"/>
-        </w:rPr>
-        <w:t xml:space="preserve"> </w:t>
-      </w:r>
-      <w:r>
-        <w:rPr>
-          <w:b/>
-          <w:sz w:val="28"/>
-        </w:rPr>
-        <w:t>Innovative</w:t>
-      </w:r>
-      <w:r>
-        <w:rPr>
-          <w:b/>
-          <w:spacing w:val="-5"/>
-          <w:sz w:val="28"/>
-        </w:rPr>
-        <w:t xml:space="preserve"> </w:t>
-      </w:r>
-      <w:r>
-        <w:rPr>
-          <w:b/>
-          <w:sz w:val="28"/>
-        </w:rPr>
-        <w:t>College</w:t>
-      </w:r>
-    </w:p>
-    <w:p>
-      <w:pPr>
-        <w:jc w:val="center"/>
-        <w:rPr>
           <w:color w:val="000000" w:themeColor="text1"/>
           <w:szCs w:val="24"/>
           <w14:textFill>
@@ -761,23 +871,9 @@
             </w14:solidFill>
           </w14:textFill>
         </w:rPr>
-      </w:pPr>
-      <w:r>
-        <w:rPr>
-          <w:color w:val="000000" w:themeColor="text1"/>
-          <w:szCs w:val="24"/>
-          <w14:textFill>
-            <w14:solidFill>
-              <w14:schemeClr w14:val="tx1"/>
-            </w14:solidFill>
-          </w14:textFill>
-        </w:rPr>
-        <w:t xml:space="preserve"> Solteemode, Kathmandu</w:t>
-      </w:r>
-    </w:p>
-    <w:p>
-      <w:pPr>
-        <w:jc w:val="center"/>
+        <w:t xml:space="preserve">   Bachelor in Computer Applications (BCA</w:t>
+      </w:r>
+      <w:r>
         <w:rPr>
           <w:color w:val="000000" w:themeColor="text1"/>
           <w:sz w:val="28"/>
@@ -788,30 +884,6 @@
             </w14:solidFill>
           </w14:textFill>
         </w:rPr>
-      </w:pPr>
-      <w:r>
-        <w:rPr>
-          <w:color w:val="000000" w:themeColor="text1"/>
-          <w:szCs w:val="24"/>
-          <w14:textFill>
-            <w14:solidFill>
-              <w14:schemeClr w14:val="tx1"/>
-            </w14:solidFill>
-          </w14:textFill>
-        </w:rPr>
-        <w:t xml:space="preserve">   Bachelor in Computer Applications (BCA</w:t>
-      </w:r>
-      <w:r>
-        <w:rPr>
-          <w:color w:val="000000" w:themeColor="text1"/>
-          <w:sz w:val="28"/>
-          <w:szCs w:val="28"/>
-          <w14:textFill>
-            <w14:solidFill>
-              <w14:schemeClr w14:val="tx1"/>
-            </w14:solidFill>
-          </w14:textFill>
-        </w:rPr>
         <w:t>)</w:t>
       </w:r>
     </w:p>
@@ -939,8 +1011,19 @@
           <w:bCs/>
           <w:color w:val="000000"/>
           <w:szCs w:val="24"/>
-        </w:rPr>
-        <w:t xml:space="preserve">Rohan Maharjan </w:t>
+          <w:lang w:val="en-US"/>
+        </w:rPr>
+        <w:t>Laba Shahi</w:t>
+      </w:r>
+      <w:r>
+        <w:rPr>
+          <w:rFonts w:eastAsia="Calibri"/>
+          <w:b/>
+          <w:bCs/>
+          <w:color w:val="000000"/>
+          <w:szCs w:val="24"/>
+        </w:rPr>
+        <w:t xml:space="preserve"> </w:t>
       </w:r>
       <w:r>
         <w:rPr>
@@ -1123,16 +1206,18 @@
                               <w:spacing w:line="360" w:lineRule="auto"/>
                               <w:jc w:val="center"/>
                               <w:rPr>
-                                <w:rFonts w:cs="Times New Roman"/>
+                                <w:rFonts w:hint="default" w:cs="Times New Roman"/>
                                 <w:szCs w:val="24"/>
+                                <w:lang w:val="en-US"/>
                               </w:rPr>
                             </w:pPr>
                             <w:r>
                               <w:rPr>
-                                <w:rFonts w:cs="Times New Roman"/>
+                                <w:rFonts w:hint="default" w:cs="Times New Roman"/>
                                 <w:szCs w:val="24"/>
+                                <w:lang w:val="en-US"/>
                               </w:rPr>
-                              <w:t>Bhesh Chaudhary</w:t>
+                              <w:t>------------</w:t>
                             </w:r>
                           </w:p>
                           <w:p>
@@ -1174,35 +1259,26 @@
                           <w:p>
                             <w:pPr>
                               <w:pStyle w:val="43"/>
-                              <w:spacing w:line="360" w:lineRule="auto"/>
                               <w:jc w:val="center"/>
                               <w:rPr>
-                                <w:rFonts w:cs="Times New Roman"/>
-                                <w:szCs w:val="24"/>
+                                <w:rFonts w:hint="default" w:cs="Times New Roman"/>
+                                <w:b/>
+                                <w:bCs/>
+                                <w:i/>
+                                <w:iCs/>
+                                <w:sz w:val="26"/>
+                                <w:szCs w:val="26"/>
+                                <w:lang w:val="en-US"/>
                               </w:rPr>
                             </w:pPr>
                             <w:r>
                               <w:rPr>
                                 <w:rFonts w:cs="Times New Roman"/>
                                 <w:szCs w:val="24"/>
+                                <w:lang w:val="en-US"/>
                               </w:rPr>
-                              <w:t>Everest Innovative College</w:t>
+                              <w:t>Whitefield Int'l College</w:t>
                             </w:r>
-                          </w:p>
-                          <w:p>
-                            <w:pPr>
-                              <w:pStyle w:val="43"/>
-                              <w:jc w:val="center"/>
-                              <w:rPr>
-                                <w:rFonts w:cs="Times New Roman"/>
-                                <w:b/>
-                                <w:bCs/>
-                                <w:i/>
-                                <w:iCs/>
-                                <w:sz w:val="26"/>
-                                <w:szCs w:val="26"/>
-                              </w:rPr>
-                            </w:pPr>
                           </w:p>
                         </w:txbxContent>
                       </wps:txbx>
@@ -1241,16 +1317,18 @@
                         <w:spacing w:line="360" w:lineRule="auto"/>
                         <w:jc w:val="center"/>
                         <w:rPr>
-                          <w:rFonts w:cs="Times New Roman"/>
+                          <w:rFonts w:hint="default" w:cs="Times New Roman"/>
                           <w:szCs w:val="24"/>
+                          <w:lang w:val="en-US"/>
                         </w:rPr>
                       </w:pPr>
                       <w:r>
                         <w:rPr>
-                          <w:rFonts w:cs="Times New Roman"/>
+                          <w:rFonts w:hint="default" w:cs="Times New Roman"/>
                           <w:szCs w:val="24"/>
+                          <w:lang w:val="en-US"/>
                         </w:rPr>
-                        <w:t>Bhesh Chaudhary</w:t>
+                        <w:t>------------</w:t>
                       </w:r>
                     </w:p>
                     <w:p>
@@ -1292,35 +1370,26 @@
                     <w:p>
                       <w:pPr>
                         <w:pStyle w:val="43"/>
-                        <w:spacing w:line="360" w:lineRule="auto"/>
                         <w:jc w:val="center"/>
                         <w:rPr>
-                          <w:rFonts w:cs="Times New Roman"/>
-                          <w:szCs w:val="24"/>
+                          <w:rFonts w:hint="default" w:cs="Times New Roman"/>
+                          <w:b/>
+                          <w:bCs/>
+                          <w:i/>
+                          <w:iCs/>
+                          <w:sz w:val="26"/>
+                          <w:szCs w:val="26"/>
+                          <w:lang w:val="en-US"/>
                         </w:rPr>
                       </w:pPr>
                       <w:r>
                         <w:rPr>
                           <w:rFonts w:cs="Times New Roman"/>
                           <w:szCs w:val="24"/>
+                          <w:lang w:val="en-US"/>
                         </w:rPr>
-                        <w:t>Everest Innovative College</w:t>
+                        <w:t>Whitefield Int'l College</w:t>
                       </w:r>
-                    </w:p>
-                    <w:p>
-                      <w:pPr>
-                        <w:pStyle w:val="43"/>
-                        <w:jc w:val="center"/>
-                        <w:rPr>
-                          <w:rFonts w:cs="Times New Roman"/>
-                          <w:b/>
-                          <w:bCs/>
-                          <w:i/>
-                          <w:iCs/>
-                          <w:sz w:val="26"/>
-                          <w:szCs w:val="26"/>
-                        </w:rPr>
-                      </w:pPr>
                     </w:p>
                   </w:txbxContent>
                 </v:textbox>
@@ -1640,11 +1709,81 @@
     </w:p>
     <w:p>
       <w:pPr>
-        <w:spacing w:before="240"/>
         <w:jc w:val="center"/>
         <w:rPr>
           <w:b/>
           <w:bCs/>
+          <w:color w:val="000000" w:themeColor="text1"/>
+          <w:sz w:val="28"/>
+          <w:szCs w:val="28"/>
+          <w:lang w:val="en-US"/>
+          <w14:textFill>
+            <w14:solidFill>
+              <w14:schemeClr w14:val="tx1"/>
+            </w14:solidFill>
+          </w14:textFill>
+        </w:rPr>
+      </w:pPr>
+      <w:r>
+        <w:rPr>
+          <w:b/>
+          <w:bCs/>
+          <w:color w:val="000000" w:themeColor="text1"/>
+          <w:sz w:val="28"/>
+          <w:szCs w:val="28"/>
+          <w:lang w:val="en-US"/>
+          <w14:textFill>
+            <w14:solidFill>
+              <w14:schemeClr w14:val="tx1"/>
+            </w14:solidFill>
+          </w14:textFill>
+        </w:rPr>
+        <w:t>Whitefield Int'l College</w:t>
+      </w:r>
+    </w:p>
+    <w:p>
+      <w:pPr>
+        <w:jc w:val="center"/>
+        <w:rPr>
+          <w:color w:val="000000" w:themeColor="text1"/>
+          <w:szCs w:val="24"/>
+          <w14:textFill>
+            <w14:solidFill>
+              <w14:schemeClr w14:val="tx1"/>
+            </w14:solidFill>
+          </w14:textFill>
+        </w:rPr>
+      </w:pPr>
+      <w:r>
+        <w:rPr>
+          <w:color w:val="000000" w:themeColor="text1"/>
+          <w:szCs w:val="24"/>
+          <w:lang w:val="en-US"/>
+          <w14:textFill>
+            <w14:solidFill>
+              <w14:schemeClr w14:val="tx1"/>
+            </w14:solidFill>
+          </w14:textFill>
+        </w:rPr>
+        <w:t>Nayabazar</w:t>
+      </w:r>
+      <w:r>
+        <w:rPr>
+          <w:color w:val="000000" w:themeColor="text1"/>
+          <w:szCs w:val="24"/>
+          <w14:textFill>
+            <w14:solidFill>
+              <w14:schemeClr w14:val="tx1"/>
+            </w14:solidFill>
+          </w14:textFill>
+        </w:rPr>
+        <w:t>, Kathmandu</w:t>
+      </w:r>
+    </w:p>
+    <w:p>
+      <w:pPr>
+        <w:jc w:val="center"/>
+        <w:rPr>
           <w:color w:val="000000" w:themeColor="text1"/>
           <w:sz w:val="28"/>
           <w:szCs w:val="28"/>
@@ -1657,8 +1796,18 @@
       </w:pPr>
       <w:r>
         <w:rPr>
-          <w:b/>
-          <w:bCs/>
+          <w:color w:val="000000" w:themeColor="text1"/>
+          <w:szCs w:val="24"/>
+          <w14:textFill>
+            <w14:solidFill>
+              <w14:schemeClr w14:val="tx1"/>
+            </w14:solidFill>
+          </w14:textFill>
+        </w:rPr>
+        <w:t>Bachelor in Computer Applications (BCA</w:t>
+      </w:r>
+      <w:r>
+        <w:rPr>
           <w:color w:val="000000" w:themeColor="text1"/>
           <w:sz w:val="28"/>
           <w:szCs w:val="28"/>
@@ -1668,72 +1817,6 @@
             </w14:solidFill>
           </w14:textFill>
         </w:rPr>
-        <w:t>Everest Innovative College</w:t>
-      </w:r>
-    </w:p>
-    <w:p>
-      <w:pPr>
-        <w:jc w:val="center"/>
-        <w:rPr>
-          <w:color w:val="000000" w:themeColor="text1"/>
-          <w:szCs w:val="24"/>
-          <w14:textFill>
-            <w14:solidFill>
-              <w14:schemeClr w14:val="tx1"/>
-            </w14:solidFill>
-          </w14:textFill>
-        </w:rPr>
-      </w:pPr>
-      <w:r>
-        <w:rPr>
-          <w:color w:val="000000" w:themeColor="text1"/>
-          <w:szCs w:val="24"/>
-          <w14:textFill>
-            <w14:solidFill>
-              <w14:schemeClr w14:val="tx1"/>
-            </w14:solidFill>
-          </w14:textFill>
-        </w:rPr>
-        <w:t>Solteemode, Kathmandu</w:t>
-      </w:r>
-    </w:p>
-    <w:p>
-      <w:pPr>
-        <w:jc w:val="center"/>
-        <w:rPr>
-          <w:color w:val="000000" w:themeColor="text1"/>
-          <w:sz w:val="28"/>
-          <w:szCs w:val="28"/>
-          <w14:textFill>
-            <w14:solidFill>
-              <w14:schemeClr w14:val="tx1"/>
-            </w14:solidFill>
-          </w14:textFill>
-        </w:rPr>
-      </w:pPr>
-      <w:r>
-        <w:rPr>
-          <w:color w:val="000000" w:themeColor="text1"/>
-          <w:szCs w:val="24"/>
-          <w14:textFill>
-            <w14:solidFill>
-              <w14:schemeClr w14:val="tx1"/>
-            </w14:solidFill>
-          </w14:textFill>
-        </w:rPr>
-        <w:t>Bachelor in Computer Applications (BCA</w:t>
-      </w:r>
-      <w:r>
-        <w:rPr>
-          <w:color w:val="000000" w:themeColor="text1"/>
-          <w:sz w:val="28"/>
-          <w:szCs w:val="28"/>
-          <w14:textFill>
-            <w14:solidFill>
-              <w14:schemeClr w14:val="tx1"/>
-            </w14:solidFill>
-          </w14:textFill>
-        </w:rPr>
         <w:t>)</w:t>
       </w:r>
     </w:p>
@@ -1763,8 +1846,8 @@
           <w:szCs w:val="32"/>
         </w:rPr>
       </w:pPr>
-      <w:bookmarkStart w:id="3" w:name="_Toc81042894"/>
-      <w:bookmarkStart w:id="4" w:name="_Toc99566614"/>
+      <w:bookmarkStart w:id="3" w:name="_Toc99566614"/>
+      <w:bookmarkStart w:id="4" w:name="_Toc81042894"/>
       <w:r>
         <w:rPr>
           <w:b/>
@@ -1827,8 +1910,19 @@
           <w:bCs/>
           <w:color w:val="000000"/>
           <w:szCs w:val="24"/>
-        </w:rPr>
-        <w:t xml:space="preserve">Rohan Maharjan </w:t>
+          <w:lang w:val="en-US"/>
+        </w:rPr>
+        <w:t>Laba Shahi</w:t>
+      </w:r>
+      <w:r>
+        <w:rPr>
+          <w:rFonts w:eastAsia="Calibri"/>
+          <w:b/>
+          <w:bCs/>
+          <w:color w:val="000000"/>
+          <w:szCs w:val="24"/>
+        </w:rPr>
+        <w:t xml:space="preserve"> </w:t>
       </w:r>
       <w:r>
         <w:rPr>
@@ -1947,16 +2041,18 @@
                               <w:spacing w:line="360" w:lineRule="auto"/>
                               <w:jc w:val="center"/>
                               <w:rPr>
-                                <w:rFonts w:cs="Times New Roman"/>
+                                <w:rFonts w:hint="default" w:cs="Times New Roman"/>
                                 <w:szCs w:val="24"/>
+                                <w:lang w:val="en-US"/>
                               </w:rPr>
                             </w:pPr>
                             <w:r>
                               <w:rPr>
-                                <w:rFonts w:cs="Times New Roman"/>
+                                <w:rFonts w:hint="default" w:cs="Times New Roman"/>
                                 <w:szCs w:val="24"/>
+                                <w:lang w:val="en-US"/>
                               </w:rPr>
-                              <w:t>Kishor Kafle</w:t>
+                              <w:t>Sujan Shrestha</w:t>
                             </w:r>
                           </w:p>
                           <w:p>
@@ -1979,29 +2075,21 @@
                           </w:p>
                           <w:p>
                             <w:pPr>
-                              <w:pStyle w:val="43"/>
-                              <w:spacing w:line="360" w:lineRule="auto"/>
                               <w:jc w:val="center"/>
                               <w:rPr>
-                                <w:rFonts w:cs="Times New Roman"/>
+                                <w:rFonts w:hint="default"/>
                                 <w:szCs w:val="24"/>
+                                <w:lang w:val="en-US"/>
                               </w:rPr>
                             </w:pPr>
                             <w:r>
                               <w:rPr>
                                 <w:rFonts w:cs="Times New Roman"/>
                                 <w:szCs w:val="24"/>
+                                <w:lang w:val="en-US"/>
                               </w:rPr>
-                              <w:t>Everest Innovative College</w:t>
+                              <w:t>Whitefield Int'l College</w:t>
                             </w:r>
-                          </w:p>
-                          <w:p>
-                            <w:pPr>
-                              <w:jc w:val="center"/>
-                              <w:rPr>
-                                <w:szCs w:val="24"/>
-                              </w:rPr>
-                            </w:pPr>
                           </w:p>
                           <w:p>
                             <w:pPr>
@@ -2054,16 +2142,18 @@
                         <w:spacing w:line="360" w:lineRule="auto"/>
                         <w:jc w:val="center"/>
                         <w:rPr>
-                          <w:rFonts w:cs="Times New Roman"/>
+                          <w:rFonts w:hint="default" w:cs="Times New Roman"/>
                           <w:szCs w:val="24"/>
+                          <w:lang w:val="en-US"/>
                         </w:rPr>
                       </w:pPr>
                       <w:r>
                         <w:rPr>
-                          <w:rFonts w:cs="Times New Roman"/>
+                          <w:rFonts w:hint="default" w:cs="Times New Roman"/>
                           <w:szCs w:val="24"/>
+                          <w:lang w:val="en-US"/>
                         </w:rPr>
-                        <w:t>Kishor Kafle</w:t>
+                        <w:t>Sujan Shrestha</w:t>
                       </w:r>
                     </w:p>
                     <w:p>
@@ -2086,29 +2176,21 @@
                     </w:p>
                     <w:p>
                       <w:pPr>
-                        <w:pStyle w:val="43"/>
-                        <w:spacing w:line="360" w:lineRule="auto"/>
                         <w:jc w:val="center"/>
                         <w:rPr>
-                          <w:rFonts w:cs="Times New Roman"/>
+                          <w:rFonts w:hint="default"/>
                           <w:szCs w:val="24"/>
+                          <w:lang w:val="en-US"/>
                         </w:rPr>
                       </w:pPr>
                       <w:r>
                         <w:rPr>
                           <w:rFonts w:cs="Times New Roman"/>
                           <w:szCs w:val="24"/>
+                          <w:lang w:val="en-US"/>
                         </w:rPr>
-                        <w:t>Everest Innovative College</w:t>
+                        <w:t>Whitefield Int'l College</w:t>
                       </w:r>
-                    </w:p>
-                    <w:p>
-                      <w:pPr>
-                        <w:jc w:val="center"/>
-                        <w:rPr>
-                          <w:szCs w:val="24"/>
-                        </w:rPr>
-                      </w:pPr>
                     </w:p>
                     <w:p>
                       <w:pPr>
@@ -2230,35 +2312,26 @@
                           <w:p>
                             <w:pPr>
                               <w:pStyle w:val="43"/>
-                              <w:spacing w:line="360" w:lineRule="auto"/>
                               <w:jc w:val="center"/>
                               <w:rPr>
-                                <w:rFonts w:cs="Times New Roman"/>
-                                <w:szCs w:val="24"/>
+                                <w:rFonts w:hint="default" w:cs="Times New Roman"/>
+                                <w:b/>
+                                <w:bCs/>
+                                <w:i/>
+                                <w:iCs/>
+                                <w:sz w:val="26"/>
+                                <w:szCs w:val="26"/>
+                                <w:lang w:val="en-US"/>
                               </w:rPr>
                             </w:pPr>
                             <w:r>
                               <w:rPr>
                                 <w:rFonts w:cs="Times New Roman"/>
                                 <w:szCs w:val="24"/>
+                                <w:lang w:val="en-US"/>
                               </w:rPr>
-                              <w:t>Everest Innovative College</w:t>
+                              <w:t>Whitefield Int'l College</w:t>
                             </w:r>
-                          </w:p>
-                          <w:p>
-                            <w:pPr>
-                              <w:pStyle w:val="43"/>
-                              <w:jc w:val="center"/>
-                              <w:rPr>
-                                <w:rFonts w:cs="Times New Roman"/>
-                                <w:b/>
-                                <w:bCs/>
-                                <w:i/>
-                                <w:iCs/>
-                                <w:sz w:val="26"/>
-                                <w:szCs w:val="26"/>
-                              </w:rPr>
-                            </w:pPr>
                           </w:p>
                         </w:txbxContent>
                       </wps:txbx>
@@ -2330,35 +2403,26 @@
                     <w:p>
                       <w:pPr>
                         <w:pStyle w:val="43"/>
-                        <w:spacing w:line="360" w:lineRule="auto"/>
                         <w:jc w:val="center"/>
                         <w:rPr>
-                          <w:rFonts w:cs="Times New Roman"/>
-                          <w:szCs w:val="24"/>
+                          <w:rFonts w:hint="default" w:cs="Times New Roman"/>
+                          <w:b/>
+                          <w:bCs/>
+                          <w:i/>
+                          <w:iCs/>
+                          <w:sz w:val="26"/>
+                          <w:szCs w:val="26"/>
+                          <w:lang w:val="en-US"/>
                         </w:rPr>
                       </w:pPr>
                       <w:r>
                         <w:rPr>
                           <w:rFonts w:cs="Times New Roman"/>
                           <w:szCs w:val="24"/>
+                          <w:lang w:val="en-US"/>
                         </w:rPr>
-                        <w:t>Everest Innovative College</w:t>
+                        <w:t>Whitefield Int'l College</w:t>
                       </w:r>
-                    </w:p>
-                    <w:p>
-                      <w:pPr>
-                        <w:pStyle w:val="43"/>
-                        <w:jc w:val="center"/>
-                        <w:rPr>
-                          <w:rFonts w:cs="Times New Roman"/>
-                          <w:b/>
-                          <w:bCs/>
-                          <w:i/>
-                          <w:iCs/>
-                          <w:sz w:val="26"/>
-                          <w:szCs w:val="26"/>
-                        </w:rPr>
-                      </w:pPr>
                     </w:p>
                   </w:txbxContent>
                 </v:textbox>
@@ -3093,16 +3157,27 @@
       <w:pPr>
         <w:jc w:val="both"/>
         <w:rPr>
-          <w:b/>
-          <w:bCs/>
-        </w:rPr>
-      </w:pPr>
-      <w:r>
-        <w:rPr>
-          <w:b/>
-          <w:bCs/>
-        </w:rPr>
-        <w:t>Keywords: Online Examination System, Online Assessment, Automated Evaluation, Student Performance, Examination Management.</w:t>
+          <w:b w:val="0"/>
+          <w:bCs w:val="0"/>
+          <w:i/>
+          <w:iCs/>
+        </w:rPr>
+      </w:pPr>
+      <w:r>
+        <w:rPr>
+          <w:b/>
+          <w:bCs/>
+        </w:rPr>
+        <w:t>Keywords:</w:t>
+      </w:r>
+      <w:r>
+        <w:rPr>
+          <w:b w:val="0"/>
+          <w:bCs w:val="0"/>
+          <w:i/>
+          <w:iCs/>
+        </w:rPr>
+        <w:t xml:space="preserve"> Online Examination System, Online Assessment, Automated Evaluation, Student Performance, Examination Management.</w:t>
       </w:r>
     </w:p>
     <w:p>
@@ -3169,19 +3244,35 @@
             </w14:solidFill>
           </w14:textFill>
         </w:rPr>
-        <w:t>Mr. Bhesh Chaudhary</w:t>
-      </w:r>
-      <w:r>
-        <w:rPr>
+        <w:t>Mr.</w:t>
+      </w:r>
+      <w:r>
+        <w:rPr>
+          <w:rFonts w:hint="default"/>
+          <w:b/>
+          <w:bCs/>
           <w:color w:val="000000" w:themeColor="text1"/>
           <w:szCs w:val="24"/>
+          <w:lang w:val="en-US"/>
           <w14:textFill>
             <w14:solidFill>
               <w14:schemeClr w14:val="tx1"/>
             </w14:solidFill>
           </w14:textFill>
         </w:rPr>
-        <w:t xml:space="preserve"> who gave us the golden opportunity to do this wonderful project on the topic of </w:t>
+        <w:t>-----------</w:t>
+      </w:r>
+      <w:r>
+        <w:rPr>
+          <w:color w:val="000000" w:themeColor="text1"/>
+          <w:szCs w:val="24"/>
+          <w14:textFill>
+            <w14:solidFill>
+              <w14:schemeClr w14:val="tx1"/>
+            </w14:solidFill>
+          </w14:textFill>
+        </w:rPr>
+        <w:t xml:space="preserve">who gave us the golden opportunity to do this wonderful project on the topic of </w:t>
       </w:r>
       <w:r>
         <w:rPr>
@@ -3243,10 +3334,28 @@
             </w14:solidFill>
           </w14:textFill>
         </w:rPr>
-        <w:t xml:space="preserve">Mr. Deepak Kumar Jha </w:t>
-      </w:r>
-      <w:r>
-        <w:rPr>
+        <w:t>M</w:t>
+      </w:r>
+      <w:r>
+        <w:rPr>
+          <w:rFonts w:hint="default"/>
+          <w:b/>
+          <w:bCs/>
+          <w:color w:val="000000" w:themeColor="text1"/>
+          <w:szCs w:val="24"/>
+          <w:lang w:val="en-US" w:bidi="ne-NP"/>
+          <w14:textFill>
+            <w14:solidFill>
+              <w14:schemeClr w14:val="tx1"/>
+            </w14:solidFill>
+          </w14:textFill>
+        </w:rPr>
+        <w:t>r.--------</w:t>
+      </w:r>
+      <w:r>
+        <w:rPr>
+          <w:b/>
+          <w:bCs/>
           <w:color w:val="000000" w:themeColor="text1"/>
           <w:szCs w:val="24"/>
           <w:lang w:bidi="ne-NP"/>
@@ -3256,13 +3365,9 @@
             </w14:solidFill>
           </w14:textFill>
         </w:rPr>
-        <w:t>who gave us permission for doing this Project.</w:t>
-      </w:r>
-    </w:p>
-    <w:p>
-      <w:pPr>
-        <w:spacing w:after="240"/>
-        <w:jc w:val="both"/>
+        <w:t xml:space="preserve"> </w:t>
+      </w:r>
+      <w:r>
         <w:rPr>
           <w:color w:val="000000" w:themeColor="text1"/>
           <w:szCs w:val="24"/>
@@ -3273,115 +3378,13 @@
             </w14:solidFill>
           </w14:textFill>
         </w:rPr>
-      </w:pPr>
-      <w:r>
-        <w:rPr>
-          <w:color w:val="000000" w:themeColor="text1"/>
-          <w:szCs w:val="24"/>
-          <w14:textFill>
-            <w14:solidFill>
-              <w14:schemeClr w14:val="tx1"/>
-            </w14:solidFill>
-          </w14:textFill>
-        </w:rPr>
-        <w:t xml:space="preserve">We would also like to express our special gratitude and thanks to our BCA Program </w:t>
-      </w:r>
-      <w:r>
-        <w:rPr>
-          <w:bCs/>
-          <w:iCs/>
-          <w:color w:val="000000" w:themeColor="text1"/>
-          <w:szCs w:val="24"/>
-          <w14:textFill>
-            <w14:solidFill>
-              <w14:schemeClr w14:val="tx1"/>
-            </w14:solidFill>
-          </w14:textFill>
-        </w:rPr>
-        <w:t xml:space="preserve">Coordinator </w:t>
-      </w:r>
-      <w:r>
-        <w:rPr>
-          <w:b/>
-          <w:iCs/>
-          <w:color w:val="000000" w:themeColor="text1"/>
-          <w:szCs w:val="24"/>
-          <w14:textFill>
-            <w14:solidFill>
-              <w14:schemeClr w14:val="tx1"/>
-            </w14:solidFill>
-          </w14:textFill>
-        </w:rPr>
-        <w:t xml:space="preserve">Mr. Kishor Kafle </w:t>
-      </w:r>
-      <w:r>
-        <w:rPr>
-          <w:iCs/>
-          <w:color w:val="000000" w:themeColor="text1"/>
-          <w:szCs w:val="24"/>
-          <w14:textFill>
-            <w14:solidFill>
-              <w14:schemeClr w14:val="tx1"/>
-            </w14:solidFill>
-          </w14:textFill>
-        </w:rPr>
-        <w:t>for</w:t>
-      </w:r>
-      <w:r>
-        <w:rPr>
-          <w:color w:val="000000" w:themeColor="text1"/>
-          <w:szCs w:val="24"/>
-          <w14:textFill>
-            <w14:solidFill>
-              <w14:schemeClr w14:val="tx1"/>
-            </w14:solidFill>
-          </w14:textFill>
-        </w:rPr>
-        <w:t xml:space="preserve"> his guidance, assistance and monitoring for the completion of this Project</w:t>
-      </w:r>
-      <w:r>
-        <w:rPr>
-          <w:bCs/>
-          <w:color w:val="000000" w:themeColor="text1"/>
-          <w:szCs w:val="24"/>
-          <w14:textFill>
-            <w14:solidFill>
-              <w14:schemeClr w14:val="tx1"/>
-            </w14:solidFill>
-          </w14:textFill>
-        </w:rPr>
-        <w:t>.</w:t>
+        <w:t>who gave us permission for doing this Project.</w:t>
       </w:r>
     </w:p>
     <w:p>
       <w:pPr>
         <w:spacing w:after="240"/>
         <w:jc w:val="both"/>
-        <w:rPr>
-          <w:bCs/>
-          <w:color w:val="000000" w:themeColor="text1"/>
-          <w:szCs w:val="24"/>
-          <w14:textFill>
-            <w14:solidFill>
-              <w14:schemeClr w14:val="tx1"/>
-            </w14:solidFill>
-          </w14:textFill>
-        </w:rPr>
-      </w:pPr>
-      <w:r>
-        <w:rPr>
-          <w:bCs/>
-          <w:color w:val="000000" w:themeColor="text1"/>
-          <w:szCs w:val="24"/>
-          <w14:textFill>
-            <w14:solidFill>
-              <w14:schemeClr w14:val="tx1"/>
-            </w14:solidFill>
-          </w14:textFill>
-        </w:rPr>
-        <w:t>We are highly indebted to Everest Innovative College for their guidance and constant supervision as well as for providing necessary information regarding the</w:t>
-      </w:r>
-      <w:r>
         <w:rPr>
           <w:color w:val="000000" w:themeColor="text1"/>
           <w:szCs w:val="24"/>
@@ -3392,11 +3395,9 @@
             </w14:solidFill>
           </w14:textFill>
         </w:rPr>
-        <w:t xml:space="preserve"> Project</w:t>
-      </w:r>
-      <w:r>
-        <w:rPr>
-          <w:bCs/>
+      </w:pPr>
+      <w:r>
+        <w:rPr>
           <w:color w:val="000000" w:themeColor="text1"/>
           <w:szCs w:val="24"/>
           <w14:textFill>
@@ -3405,14 +3406,12 @@
             </w14:solidFill>
           </w14:textFill>
         </w:rPr>
-        <w:t xml:space="preserve"> and support in the completion.</w:t>
-      </w:r>
-    </w:p>
-    <w:p>
-      <w:pPr>
-        <w:spacing w:after="240"/>
-        <w:jc w:val="both"/>
-        <w:rPr>
+        <w:t xml:space="preserve">We would also like to express our special gratitude and thanks to our BCA Program </w:t>
+      </w:r>
+      <w:r>
+        <w:rPr>
+          <w:bCs/>
+          <w:iCs/>
           <w:color w:val="000000" w:themeColor="text1"/>
           <w:szCs w:val="24"/>
           <w14:textFill>
@@ -3421,9 +3420,12 @@
             </w14:solidFill>
           </w14:textFill>
         </w:rPr>
-      </w:pPr>
-      <w:r>
-        <w:rPr>
+        <w:t xml:space="preserve">Coordinator </w:t>
+      </w:r>
+      <w:r>
+        <w:rPr>
+          <w:b/>
+          <w:iCs/>
           <w:color w:val="000000" w:themeColor="text1"/>
           <w:szCs w:val="24"/>
           <w14:textFill>
@@ -3432,33 +3434,28 @@
             </w14:solidFill>
           </w14:textFill>
         </w:rPr>
-        <w:t>We would also like to thank our parents and friends who helped us directly and indirectly to finalizing this project within the limited time frame.</w:t>
-      </w:r>
-    </w:p>
-    <w:p>
-      <w:pPr>
-        <w:jc w:val="both"/>
-        <w:rPr>
+        <w:t xml:space="preserve">Mr. </w:t>
+      </w:r>
+      <w:r>
+        <w:rPr>
+          <w:rFonts w:hint="default"/>
+          <w:b/>
+          <w:iCs/>
           <w:color w:val="000000" w:themeColor="text1"/>
           <w:szCs w:val="24"/>
+          <w:lang w:val="en-US"/>
           <w14:textFill>
             <w14:solidFill>
               <w14:schemeClr w14:val="tx1"/>
             </w14:solidFill>
           </w14:textFill>
         </w:rPr>
-      </w:pPr>
-      <w:r>
-        <w:rPr>
-          <w:szCs w:val="24"/>
-        </w:rPr>
-        <w:t>In the end, we would also like to thank Tribhuvan University for giving us this opportunity to learn project ethics at this early level, as well as for helping us assess and broaden our knowledge.</w:t>
-      </w:r>
-    </w:p>
-    <w:p>
-      <w:pPr>
-        <w:jc w:val="both"/>
-        <w:rPr>
+        <w:t>----------</w:t>
+      </w:r>
+      <w:r>
+        <w:rPr>
+          <w:b/>
+          <w:iCs/>
           <w:color w:val="000000" w:themeColor="text1"/>
           <w:szCs w:val="24"/>
           <w14:textFill>
@@ -3467,15 +3464,77 @@
             </w14:solidFill>
           </w14:textFill>
         </w:rPr>
-      </w:pPr>
-    </w:p>
-    <w:p>
-      <w:pPr>
-        <w:adjustRightInd w:val="0"/>
-        <w:ind w:left="5040" w:firstLine="720"/>
-        <w:jc w:val="both"/>
-        <w:rPr>
-          <w:b/>
+        <w:t xml:space="preserve"> </w:t>
+      </w:r>
+      <w:r>
+        <w:rPr>
+          <w:iCs/>
+          <w:color w:val="000000" w:themeColor="text1"/>
+          <w:szCs w:val="24"/>
+          <w14:textFill>
+            <w14:solidFill>
+              <w14:schemeClr w14:val="tx1"/>
+            </w14:solidFill>
+          </w14:textFill>
+        </w:rPr>
+        <w:t>for</w:t>
+      </w:r>
+      <w:r>
+        <w:rPr>
+          <w:color w:val="000000" w:themeColor="text1"/>
+          <w:szCs w:val="24"/>
+          <w14:textFill>
+            <w14:solidFill>
+              <w14:schemeClr w14:val="tx1"/>
+            </w14:solidFill>
+          </w14:textFill>
+        </w:rPr>
+        <w:t xml:space="preserve"> his guidance, assistance and monitoring for the completion of this Project</w:t>
+      </w:r>
+      <w:r>
+        <w:rPr>
+          <w:bCs/>
+          <w:color w:val="000000" w:themeColor="text1"/>
+          <w:szCs w:val="24"/>
+          <w14:textFill>
+            <w14:solidFill>
+              <w14:schemeClr w14:val="tx1"/>
+            </w14:solidFill>
+          </w14:textFill>
+        </w:rPr>
+        <w:t>.</w:t>
+      </w:r>
+    </w:p>
+    <w:p>
+      <w:pPr>
+        <w:spacing w:after="240"/>
+        <w:jc w:val="both"/>
+        <w:rPr>
+          <w:bCs/>
+          <w:color w:val="000000" w:themeColor="text1"/>
+          <w:szCs w:val="24"/>
+          <w14:textFill>
+            <w14:solidFill>
+              <w14:schemeClr w14:val="tx1"/>
+            </w14:solidFill>
+          </w14:textFill>
+        </w:rPr>
+      </w:pPr>
+      <w:r>
+        <w:rPr>
+          <w:bCs/>
+          <w:color w:val="000000" w:themeColor="text1"/>
+          <w:szCs w:val="24"/>
+          <w14:textFill>
+            <w14:solidFill>
+              <w14:schemeClr w14:val="tx1"/>
+            </w14:solidFill>
+          </w14:textFill>
+        </w:rPr>
+        <w:t>We are highly indebted to Everest Innovative College for their guidance and constant supervision as well as for providing necessary information regarding the</w:t>
+      </w:r>
+      <w:r>
+        <w:rPr>
           <w:color w:val="000000" w:themeColor="text1"/>
           <w:szCs w:val="24"/>
           <w:lang w:bidi="ne-NP"/>
@@ -3485,49 +3544,149 @@
             </w14:solidFill>
           </w14:textFill>
         </w:rPr>
-      </w:pPr>
-      <w:r>
-        <w:rPr>
-          <w:b/>
+        <w:t xml:space="preserve"> Project</w:t>
+      </w:r>
+      <w:r>
+        <w:rPr>
+          <w:bCs/>
           <w:color w:val="000000" w:themeColor="text1"/>
           <w:szCs w:val="24"/>
-          <w:lang w:bidi="ne-NP"/>
           <w14:textFill>
             <w14:solidFill>
               <w14:schemeClr w14:val="tx1"/>
             </w14:solidFill>
           </w14:textFill>
         </w:rPr>
-        <w:t xml:space="preserve">Yours sincerely, </w:t>
-      </w:r>
-    </w:p>
-    <w:p>
-      <w:pPr>
-        <w:ind w:left="5040" w:firstLine="720"/>
-        <w:jc w:val="both"/>
-        <w:rPr>
-          <w:b/>
-        </w:rPr>
-      </w:pPr>
-      <w:r>
-        <w:rPr>
-          <w:b/>
+        <w:t xml:space="preserve"> and support in the completion.</w:t>
+      </w:r>
+    </w:p>
+    <w:p>
+      <w:pPr>
+        <w:spacing w:after="240"/>
+        <w:jc w:val="both"/>
+        <w:rPr>
           <w:color w:val="000000" w:themeColor="text1"/>
           <w:szCs w:val="24"/>
-          <w:lang w:bidi="ne-NP"/>
           <w14:textFill>
             <w14:solidFill>
               <w14:schemeClr w14:val="tx1"/>
             </w14:solidFill>
           </w14:textFill>
         </w:rPr>
-        <w:t>Rohan Maharjan</w:t>
-      </w:r>
-    </w:p>
-    <w:p>
-      <w:pPr>
-        <w:jc w:val="both"/>
-      </w:pPr>
+      </w:pPr>
+      <w:r>
+        <w:rPr>
+          <w:color w:val="000000" w:themeColor="text1"/>
+          <w:szCs w:val="24"/>
+          <w14:textFill>
+            <w14:solidFill>
+              <w14:schemeClr w14:val="tx1"/>
+            </w14:solidFill>
+          </w14:textFill>
+        </w:rPr>
+        <w:t>We would also like to thank our parents and friends who helped us directly and indirectly to finalizing this project within the limited time frame.</w:t>
+      </w:r>
+    </w:p>
+    <w:p>
+      <w:pPr>
+        <w:jc w:val="both"/>
+        <w:rPr>
+          <w:color w:val="000000" w:themeColor="text1"/>
+          <w:szCs w:val="24"/>
+          <w14:textFill>
+            <w14:solidFill>
+              <w14:schemeClr w14:val="tx1"/>
+            </w14:solidFill>
+          </w14:textFill>
+        </w:rPr>
+      </w:pPr>
+      <w:r>
+        <w:rPr>
+          <w:szCs w:val="24"/>
+        </w:rPr>
+        <w:t>In the end, we would also like to thank Tribhuvan University for giving us this opportunity to learn project ethics at this early level, as well as for helping us assess and broaden our knowledge.</w:t>
+      </w:r>
+    </w:p>
+    <w:p>
+      <w:pPr>
+        <w:jc w:val="both"/>
+        <w:rPr>
+          <w:color w:val="000000" w:themeColor="text1"/>
+          <w:szCs w:val="24"/>
+          <w14:textFill>
+            <w14:solidFill>
+              <w14:schemeClr w14:val="tx1"/>
+            </w14:solidFill>
+          </w14:textFill>
+        </w:rPr>
+      </w:pPr>
+    </w:p>
+    <w:p>
+      <w:pPr>
+        <w:jc w:val="both"/>
+        <w:rPr>
+          <w:rFonts w:hint="default"/>
+          <w:lang w:val="en-US"/>
+        </w:rPr>
+      </w:pPr>
+      <w:r>
+        <w:rPr>
+          <w:b/>
+          <w:color w:val="000000" w:themeColor="text1"/>
+          <w:szCs w:val="24"/>
+          <w:lang w:val="en-US" w:bidi="ne-NP"/>
+          <w14:textFill>
+            <w14:solidFill>
+              <w14:schemeClr w14:val="tx1"/>
+            </w14:solidFill>
+          </w14:textFill>
+        </w:rPr>
+        <w:t>L</w:t>
+      </w:r>
+      <w:r>
+        <w:rPr>
+          <w:rFonts w:hint="default"/>
+          <w:b/>
+          <w:color w:val="000000" w:themeColor="text1"/>
+          <w:szCs w:val="24"/>
+          <w:lang w:val="en-US" w:bidi="ne-NP"/>
+          <w14:textFill>
+            <w14:solidFill>
+              <w14:schemeClr w14:val="tx1"/>
+            </w14:solidFill>
+          </w14:textFill>
+        </w:rPr>
+        <w:t>aba</w:t>
+      </w:r>
+      <w:r>
+        <w:rPr>
+          <w:b/>
+          <w:color w:val="000000" w:themeColor="text1"/>
+          <w:szCs w:val="24"/>
+          <w:lang w:val="en-US" w:bidi="ne-NP"/>
+          <w14:textFill>
+            <w14:solidFill>
+              <w14:schemeClr w14:val="tx1"/>
+            </w14:solidFill>
+          </w14:textFill>
+        </w:rPr>
+        <w:t xml:space="preserve"> S</w:t>
+      </w:r>
+      <w:r>
+        <w:rPr>
+          <w:rFonts w:hint="default"/>
+          <w:b/>
+          <w:color w:val="000000" w:themeColor="text1"/>
+          <w:szCs w:val="24"/>
+          <w:lang w:val="en-US" w:bidi="ne-NP"/>
+          <w14:textFill>
+            <w14:solidFill>
+              <w14:schemeClr w14:val="tx1"/>
+            </w14:solidFill>
+          </w14:textFill>
+        </w:rPr>
+        <w:t>hahi</w:t>
+      </w:r>
     </w:p>
     <w:p>
       <w:pPr>
@@ -6262,7 +6421,7 @@
     </w:p>
     <w:p>
       <w:pPr>
-        <w:jc w:val="both"/>
+        <w:jc w:val="left"/>
         <w:rPr>
           <w:szCs w:val="32"/>
         </w:rPr>
@@ -6304,7 +6463,21 @@
         <w:rPr>
           <w:rStyle w:val="18"/>
         </w:rPr>
-        <w:t>Table 4.1: Tools Used for Online Examination system</w:t>
+        <w:t>Table 4.1: Tools Used for Online Examination</w:t>
+      </w:r>
+      <w:r>
+        <w:rPr>
+          <w:rStyle w:val="18"/>
+          <w:rFonts w:hint="default"/>
+          <w:lang w:val="en-US"/>
+        </w:rPr>
+        <w:t xml:space="preserve"> </w:t>
+      </w:r>
+      <w:r>
+        <w:rPr>
+          <w:rStyle w:val="18"/>
+        </w:rPr>
+        <w:t>system</w:t>
       </w:r>
       <w:r>
         <w:t>……………………………….......</w:t>
@@ -6896,6 +7069,12 @@
                   <w:insideH w:val="none" w:color="auto" w:sz="0" w:space="0"/>
                   <w:insideV w:val="none" w:color="auto" w:sz="0" w:space="0"/>
                 </w:tblBorders>
+                <w:tblCellMar>
+                  <w:top w:w="0" w:type="dxa"/>
+                  <w:left w:w="108" w:type="dxa"/>
+                  <w:bottom w:w="0" w:type="dxa"/>
+                  <w:right w:w="108" w:type="dxa"/>
+                </w:tblCellMar>
               </w:tblPrEx>
               <w:trPr>
                 <w:trHeight w:val="338" w:hRule="atLeast"/>
@@ -7524,6 +7703,13 @@
         <w:jc w:val="both"/>
       </w:pPr>
       <w:r>
+        <w:rPr>
+          <w:rFonts w:hint="default"/>
+          <w:lang w:val="en-US"/>
+        </w:rPr>
+        <w:t>// No table just Full form and 2 tab space</w:t>
+      </w:r>
+      <w:r>
         <w:br w:type="page"/>
       </w:r>
     </w:p>
@@ -7547,10 +7733,14 @@
       </w:pPr>
       <w:bookmarkStart w:id="11" w:name="_Toc215569777"/>
       <w:r>
-        <w:t xml:space="preserve">CHAPTER 1 </w:t>
-      </w:r>
-      <w:r>
-        <w:br w:type="textWrapping"/>
+        <w:t>CHAPTER 1</w:t>
+      </w:r>
+      <w:r>
+        <w:rPr>
+          <w:rFonts w:hint="default"/>
+          <w:lang w:val="en-US"/>
+        </w:rPr>
+        <w:t xml:space="preserve">: </w:t>
       </w:r>
       <w:r>
         <w:t>INTRODUCTION</w:t>
@@ -7560,7 +7750,21 @@
     <w:p>
       <w:pPr>
         <w:pStyle w:val="3"/>
+        <w:keepNext w:val="0"/>
+        <w:keepLines w:val="0"/>
+        <w:pageBreakBefore w:val="0"/>
+        <w:widowControl w:val="0"/>
+        <w:kinsoku/>
+        <w:wordWrap/>
+        <w:overflowPunct/>
+        <w:topLinePunct w:val="0"/>
+        <w:autoSpaceDE w:val="0"/>
+        <w:autoSpaceDN w:val="0"/>
+        <w:bidi w:val="0"/>
+        <w:adjustRightInd/>
+        <w:snapToGrid/>
         <w:spacing w:after="240" w:line="360" w:lineRule="auto"/>
+        <w:textAlignment w:val="auto"/>
       </w:pPr>
       <w:bookmarkStart w:id="12" w:name="_Toc215569778"/>
       <w:r>
@@ -7583,9 +7787,23 @@
     <w:p>
       <w:pPr>
         <w:pStyle w:val="8"/>
+        <w:keepNext w:val="0"/>
+        <w:keepLines w:val="0"/>
+        <w:pageBreakBefore w:val="0"/>
+        <w:widowControl w:val="0"/>
+        <w:kinsoku/>
+        <w:wordWrap/>
+        <w:overflowPunct/>
+        <w:topLinePunct w:val="0"/>
+        <w:autoSpaceDE w:val="0"/>
+        <w:autoSpaceDN w:val="0"/>
+        <w:bidi w:val="0"/>
+        <w:adjustRightInd/>
+        <w:snapToGrid/>
         <w:spacing w:after="240"/>
         <w:ind w:right="22"/>
         <w:jc w:val="both"/>
+        <w:textAlignment w:val="auto"/>
         <w:rPr>
           <w:lang w:val="zh-CN"/>
         </w:rPr>
@@ -10282,7 +10500,18 @@
     <w:p>
       <w:pPr>
         <w:jc w:val="both"/>
-      </w:pPr>
+        <w:rPr>
+          <w:rFonts w:hint="default"/>
+          <w:lang w:val="en-US"/>
+        </w:rPr>
+      </w:pPr>
+      <w:r>
+        <w:rPr>
+          <w:rFonts w:hint="default"/>
+          <w:lang w:val="en-US"/>
+        </w:rPr>
+        <w:t>//write abovev all roman in paragraph</w:t>
+      </w:r>
     </w:p>
     <w:p>
       <w:pPr>
@@ -12592,10 +12821,12 @@
         <w:contextualSpacing/>
         <w:jc w:val="both"/>
         <w:rPr>
+          <w:rFonts w:hint="default"/>
           <w:b/>
           <w:bCs/>
           <w:sz w:val="28"/>
           <w:szCs w:val="28"/>
+          <w:lang w:val="en-US"/>
         </w:rPr>
       </w:pPr>
       <w:r>
@@ -12606,6 +12837,17 @@
           <w:szCs w:val="28"/>
         </w:rPr>
         <w:t xml:space="preserve">Use case diagram </w:t>
+      </w:r>
+      <w:r>
+        <w:rPr>
+          <w:rFonts w:hint="default"/>
+          <w:b/>
+          <w:bCs/>
+          <w:sz w:val="28"/>
+          <w:szCs w:val="28"/>
+          <w:lang w:val="en-US"/>
+        </w:rPr>
+        <w:t>//Admin out of boundary and draw io tools</w:t>
       </w:r>
     </w:p>
     <w:p>
@@ -12623,6 +12865,8 @@
           <w:szCs w:val="24"/>
         </w:rPr>
       </w:pPr>
+      <w:bookmarkStart w:id="99" w:name="_GoBack"/>
+      <w:bookmarkEnd w:id="99"/>
       <w:r>
         <w:rPr>
           <w:b/>
@@ -12688,8 +12932,8 @@
           </w14:textFill>
         </w:rPr>
       </w:pPr>
-      <w:bookmarkStart w:id="26" w:name="_Toc183812961"/>
-      <w:bookmarkStart w:id="27" w:name="_Toc183784301"/>
+      <w:bookmarkStart w:id="26" w:name="_Toc183784301"/>
+      <w:bookmarkStart w:id="27" w:name="_Toc183812961"/>
       <w:r>
         <w:rPr>
           <w:b/>
@@ -14353,150 +14597,6 @@
     </w:p>
     <w:p>
       <w:pPr>
-        <w:jc w:val="both"/>
-        <w:rPr>
-          <w:szCs w:val="24"/>
-        </w:rPr>
-      </w:pPr>
-    </w:p>
-    <w:p>
-      <w:pPr>
-        <w:jc w:val="both"/>
-        <w:rPr>
-          <w:szCs w:val="24"/>
-        </w:rPr>
-      </w:pPr>
-    </w:p>
-    <w:p>
-      <w:pPr>
-        <w:jc w:val="both"/>
-        <w:rPr>
-          <w:szCs w:val="24"/>
-        </w:rPr>
-      </w:pPr>
-    </w:p>
-    <w:p>
-      <w:pPr>
-        <w:jc w:val="both"/>
-        <w:rPr>
-          <w:szCs w:val="24"/>
-        </w:rPr>
-      </w:pPr>
-    </w:p>
-    <w:p>
-      <w:pPr>
-        <w:jc w:val="both"/>
-        <w:rPr>
-          <w:szCs w:val="24"/>
-        </w:rPr>
-      </w:pPr>
-    </w:p>
-    <w:p>
-      <w:pPr>
-        <w:jc w:val="both"/>
-        <w:rPr>
-          <w:szCs w:val="24"/>
-        </w:rPr>
-      </w:pPr>
-    </w:p>
-    <w:p>
-      <w:pPr>
-        <w:jc w:val="both"/>
-        <w:rPr>
-          <w:szCs w:val="24"/>
-        </w:rPr>
-      </w:pPr>
-    </w:p>
-    <w:p>
-      <w:pPr>
-        <w:jc w:val="both"/>
-        <w:rPr>
-          <w:szCs w:val="24"/>
-        </w:rPr>
-      </w:pPr>
-    </w:p>
-    <w:p>
-      <w:pPr>
-        <w:jc w:val="both"/>
-        <w:rPr>
-          <w:szCs w:val="24"/>
-        </w:rPr>
-      </w:pPr>
-    </w:p>
-    <w:p>
-      <w:pPr>
-        <w:jc w:val="both"/>
-        <w:rPr>
-          <w:szCs w:val="24"/>
-        </w:rPr>
-      </w:pPr>
-    </w:p>
-    <w:p>
-      <w:pPr>
-        <w:jc w:val="both"/>
-        <w:rPr>
-          <w:szCs w:val="24"/>
-        </w:rPr>
-      </w:pPr>
-    </w:p>
-    <w:p>
-      <w:pPr>
-        <w:jc w:val="both"/>
-        <w:rPr>
-          <w:szCs w:val="24"/>
-        </w:rPr>
-      </w:pPr>
-    </w:p>
-    <w:p>
-      <w:pPr>
-        <w:jc w:val="both"/>
-        <w:rPr>
-          <w:szCs w:val="24"/>
-        </w:rPr>
-      </w:pPr>
-    </w:p>
-    <w:p>
-      <w:pPr>
-        <w:jc w:val="both"/>
-        <w:rPr>
-          <w:szCs w:val="24"/>
-        </w:rPr>
-      </w:pPr>
-    </w:p>
-    <w:p>
-      <w:pPr>
-        <w:jc w:val="both"/>
-        <w:rPr>
-          <w:szCs w:val="24"/>
-        </w:rPr>
-      </w:pPr>
-    </w:p>
-    <w:p>
-      <w:pPr>
-        <w:jc w:val="both"/>
-        <w:rPr>
-          <w:szCs w:val="24"/>
-        </w:rPr>
-      </w:pPr>
-    </w:p>
-    <w:p>
-      <w:pPr>
-        <w:jc w:val="both"/>
-        <w:rPr>
-          <w:szCs w:val="24"/>
-        </w:rPr>
-      </w:pPr>
-    </w:p>
-    <w:p>
-      <w:pPr>
-        <w:jc w:val="both"/>
-        <w:rPr>
-          <w:szCs w:val="24"/>
-        </w:rPr>
-      </w:pPr>
-    </w:p>
-    <w:p>
-      <w:pPr>
         <w:pStyle w:val="9"/>
         <w:spacing w:before="240" w:after="0"/>
         <w:jc w:val="both"/>
@@ -14660,29 +14760,44 @@
       <w:pPr>
         <w:jc w:val="center"/>
       </w:pPr>
-      <w:r>
+    </w:p>
+    <w:p>
+      <w:pPr>
+        <w:jc w:val="center"/>
+      </w:pPr>
+    </w:p>
+    <w:p>
+      <w:pPr>
+        <w:jc w:val="center"/>
+        <w:rPr>
+          <w:rFonts w:hint="default"/>
+          <w:lang w:val="en-US"/>
+        </w:rPr>
+      </w:pPr>
+      <w:r>
+        <w:rPr>
+          <w:rFonts w:hint="default"/>
+          <w:lang w:val="en-US"/>
+        </w:rPr>
         <w:drawing>
-          <wp:inline distT="0" distB="0" distL="0" distR="0">
-            <wp:extent cx="4004310" cy="4282440"/>
-            <wp:effectExtent l="0" t="0" r="0" b="0"/>
-            <wp:docPr id="2" name="Picture 2" descr="C:\Users\Dell\Pictures\Screenshots\Screenshot (75).png"/>
-            <wp:cNvGraphicFramePr/>
+          <wp:inline distT="0" distB="0" distL="114300" distR="114300">
+            <wp:extent cx="5457825" cy="1367155"/>
+            <wp:effectExtent l="0" t="0" r="13335" b="4445"/>
+            <wp:docPr id="3" name="Picture 3" descr="User and Exam Management-2026-04-08-051504"/>
+            <wp:cNvGraphicFramePr>
+              <a:graphicFrameLocks xmlns:a="http://schemas.openxmlformats.org/drawingml/2006/main" noChangeAspect="1"/>
+            </wp:cNvGraphicFramePr>
             <a:graphic xmlns:a="http://schemas.openxmlformats.org/drawingml/2006/main">
               <a:graphicData uri="http://schemas.openxmlformats.org/drawingml/2006/picture">
                 <pic:pic xmlns:pic="http://schemas.openxmlformats.org/drawingml/2006/picture">
                   <pic:nvPicPr>
-                    <pic:cNvPr id="2" name="Picture 2" descr="C:\Users\Dell\Pictures\Screenshots\Screenshot (75).png"/>
-                    <pic:cNvPicPr/>
+                    <pic:cNvPr id="3" name="Picture 3" descr="User and Exam Management-2026-04-08-051504"/>
+                    <pic:cNvPicPr>
+                      <a:picLocks noChangeAspect="1"/>
+                    </pic:cNvPicPr>
                   </pic:nvPicPr>
                   <pic:blipFill>
-                    <a:blip r:embed="rId18">
-                      <a:extLst>
-                        <a:ext uri="{28A0092B-C50C-407E-A947-70E740481C1C}">
-                          <a14:useLocalDpi xmlns:a14="http://schemas.microsoft.com/office/drawing/2010/main" val="0"/>
-                        </a:ext>
-                      </a:extLst>
-                    </a:blip>
-                    <a:srcRect l="1807" t="606" r="317"/>
+                    <a:blip r:embed="rId18"/>
                     <a:stretch>
                       <a:fillRect/>
                     </a:stretch>
@@ -14690,15 +14805,11 @@
                   <pic:spPr>
                     <a:xfrm>
                       <a:off x="0" y="0"/>
-                      <a:ext cx="4194582" cy="4485536"/>
+                      <a:ext cx="5457825" cy="1367155"/>
                     </a:xfrm>
                     <a:prstGeom prst="rect">
                       <a:avLst/>
                     </a:prstGeom>
-                    <a:noFill/>
-                    <a:ln>
-                      <a:noFill/>
-                    </a:ln>
                   </pic:spPr>
                 </pic:pic>
               </a:graphicData>
@@ -14709,25 +14820,304 @@
     </w:p>
     <w:p>
       <w:pPr>
-        <w:jc w:val="center"/>
-      </w:pPr>
-    </w:p>
-    <w:p>
-      <w:pPr>
-        <w:jc w:val="center"/>
-      </w:pPr>
-    </w:p>
-    <w:p>
-      <w:pPr>
         <w:keepNext/>
         <w:jc w:val="center"/>
       </w:pPr>
-      <w:r>
+    </w:p>
+    <w:p>
+      <w:pPr>
+        <w:pStyle w:val="9"/>
+        <w:jc w:val="center"/>
+        <w:rPr>
+          <w:b/>
+          <w:bCs/>
+          <w:i w:val="0"/>
+          <w:iCs w:val="0"/>
+          <w:color w:val="000000" w:themeColor="text1"/>
+          <w:sz w:val="24"/>
+          <w:szCs w:val="24"/>
+          <w14:textFill>
+            <w14:solidFill>
+              <w14:schemeClr w14:val="tx1"/>
+            </w14:solidFill>
+          </w14:textFill>
+        </w:rPr>
+      </w:pPr>
+      <w:bookmarkStart w:id="33" w:name="_Toc183784302"/>
+      <w:bookmarkStart w:id="34" w:name="_Toc183812962"/>
+      <w:r>
+        <w:rPr>
+          <w:b/>
+          <w:bCs/>
+          <w:i w:val="0"/>
+          <w:iCs w:val="0"/>
+          <w:color w:val="000000" w:themeColor="text1"/>
+          <w:sz w:val="24"/>
+          <w:szCs w:val="24"/>
+          <w14:textFill>
+            <w14:solidFill>
+              <w14:schemeClr w14:val="tx1"/>
+            </w14:solidFill>
+          </w14:textFill>
+        </w:rPr>
+        <w:t>Figure 3.</w:t>
+      </w:r>
+      <w:r>
+        <w:rPr>
+          <w:b/>
+          <w:bCs/>
+          <w:i w:val="0"/>
+          <w:iCs w:val="0"/>
+          <w:color w:val="000000" w:themeColor="text1"/>
+          <w:sz w:val="24"/>
+          <w:szCs w:val="24"/>
+          <w14:textFill>
+            <w14:solidFill>
+              <w14:schemeClr w14:val="tx1"/>
+            </w14:solidFill>
+          </w14:textFill>
+        </w:rPr>
+        <w:fldChar w:fldCharType="begin"/>
+      </w:r>
+      <w:r>
+        <w:rPr>
+          <w:b/>
+          <w:bCs/>
+          <w:i w:val="0"/>
+          <w:iCs w:val="0"/>
+          <w:color w:val="000000" w:themeColor="text1"/>
+          <w:sz w:val="24"/>
+          <w:szCs w:val="24"/>
+          <w14:textFill>
+            <w14:solidFill>
+              <w14:schemeClr w14:val="tx1"/>
+            </w14:solidFill>
+          </w14:textFill>
+        </w:rPr>
+        <w:instrText xml:space="preserve"> SEQ Figure_3. \* ARABIC </w:instrText>
+      </w:r>
+      <w:r>
+        <w:rPr>
+          <w:b/>
+          <w:bCs/>
+          <w:i w:val="0"/>
+          <w:iCs w:val="0"/>
+          <w:color w:val="000000" w:themeColor="text1"/>
+          <w:sz w:val="24"/>
+          <w:szCs w:val="24"/>
+          <w14:textFill>
+            <w14:solidFill>
+              <w14:schemeClr w14:val="tx1"/>
+            </w14:solidFill>
+          </w14:textFill>
+        </w:rPr>
+        <w:fldChar w:fldCharType="separate"/>
+      </w:r>
+      <w:r>
+        <w:rPr>
+          <w:b/>
+          <w:bCs/>
+          <w:i w:val="0"/>
+          <w:iCs w:val="0"/>
+          <w:color w:val="000000" w:themeColor="text1"/>
+          <w:sz w:val="24"/>
+          <w:szCs w:val="24"/>
+          <w14:textFill>
+            <w14:solidFill>
+              <w14:schemeClr w14:val="tx1"/>
+            </w14:solidFill>
+          </w14:textFill>
+        </w:rPr>
+        <w:t>2</w:t>
+      </w:r>
+      <w:r>
+        <w:rPr>
+          <w:b/>
+          <w:bCs/>
+          <w:i w:val="0"/>
+          <w:iCs w:val="0"/>
+          <w:color w:val="000000" w:themeColor="text1"/>
+          <w:sz w:val="24"/>
+          <w:szCs w:val="24"/>
+          <w14:textFill>
+            <w14:solidFill>
+              <w14:schemeClr w14:val="tx1"/>
+            </w14:solidFill>
+          </w14:textFill>
+        </w:rPr>
+        <w:fldChar w:fldCharType="end"/>
+      </w:r>
+      <w:r>
+        <w:rPr>
+          <w:b/>
+          <w:bCs/>
+          <w:i w:val="0"/>
+          <w:iCs w:val="0"/>
+          <w:color w:val="000000" w:themeColor="text1"/>
+          <w:sz w:val="24"/>
+          <w:szCs w:val="24"/>
+          <w14:textFill>
+            <w14:solidFill>
+              <w14:schemeClr w14:val="tx1"/>
+            </w14:solidFill>
+          </w14:textFill>
+        </w:rPr>
+        <w:t xml:space="preserve">: Gantt Chart for </w:t>
+      </w:r>
+      <w:bookmarkEnd w:id="33"/>
+      <w:bookmarkEnd w:id="34"/>
+      <w:r>
+        <w:rPr>
+          <w:b/>
+          <w:bCs/>
+          <w:i w:val="0"/>
+          <w:iCs w:val="0"/>
+          <w:color w:val="000000" w:themeColor="text1"/>
+          <w:sz w:val="24"/>
+          <w:szCs w:val="24"/>
+          <w14:textFill>
+            <w14:solidFill>
+              <w14:schemeClr w14:val="tx1"/>
+            </w14:solidFill>
+          </w14:textFill>
+        </w:rPr>
+        <w:t>Online Examination System</w:t>
+      </w:r>
+    </w:p>
+    <w:p>
+      <w:pPr>
+        <w:rPr>
+          <w:b/>
+          <w:bCs/>
+        </w:rPr>
+      </w:pPr>
+    </w:p>
+    <w:p>
+      <w:pPr>
+        <w:rPr>
+          <w:b/>
+          <w:bCs/>
+        </w:rPr>
+      </w:pPr>
+    </w:p>
+    <w:p>
+      <w:pPr>
+        <w:rPr>
+          <w:rFonts w:hint="default"/>
+          <w:b/>
+          <w:bCs/>
+          <w:lang w:val="en-US"/>
+        </w:rPr>
+      </w:pPr>
+      <w:r>
+        <w:rPr>
+          <w:b/>
+          <w:bCs/>
+        </w:rPr>
+        <w:t xml:space="preserve">3.1.3 </w:t>
+      </w:r>
+      <w:r>
+        <w:rPr>
+          <w:rFonts w:hint="default"/>
+          <w:b/>
+          <w:bCs/>
+          <w:lang w:val="en-US"/>
+        </w:rPr>
+        <w:t>Data Modeling(ER</w:t>
+      </w:r>
+      <w:r>
+        <w:rPr>
+          <w:b/>
+          <w:bCs/>
+        </w:rPr>
+        <w:t xml:space="preserve"> Diagrams </w:t>
+      </w:r>
+      <w:r>
+        <w:rPr>
+          <w:rFonts w:hint="default"/>
+          <w:b/>
+          <w:bCs/>
+          <w:lang w:val="en-US"/>
+        </w:rPr>
+        <w:t>)</w:t>
+      </w:r>
+    </w:p>
+    <w:p>
+      <w:pPr>
+        <w:rPr>
+          <w:sz w:val="20"/>
+          <w:szCs w:val="20"/>
+        </w:rPr>
+      </w:pPr>
+      <w:r>
+        <w:rPr>
+          <w:sz w:val="20"/>
+          <w:szCs w:val="20"/>
+        </w:rPr>
+        <w:t xml:space="preserve"> </w:t>
+      </w:r>
+      <w:r>
+        <w:rPr>
+          <w:rFonts w:hint="default" w:ascii="Times New Roman" w:hAnsi="Times New Roman" w:eastAsia="SimSun" w:cs="Times New Roman"/>
+          <w:color w:val="000000"/>
+          <w:kern w:val="0"/>
+          <w:sz w:val="20"/>
+          <w:szCs w:val="20"/>
+          <w:lang w:val="en-US" w:eastAsia="zh-CN" w:bidi="ar"/>
+        </w:rPr>
+        <w:t xml:space="preserve">A data model is a mechanism that provides abstraction for database application. Data models define how data is connected to each other and how they are processed and stored </w:t>
+      </w:r>
+    </w:p>
+    <w:p>
+      <w:pPr>
+        <w:keepNext w:val="0"/>
+        <w:keepLines w:val="0"/>
+        <w:widowControl/>
+        <w:suppressLineNumbers w:val="0"/>
+        <w:jc w:val="left"/>
+        <w:rPr>
+          <w:sz w:val="20"/>
+          <w:szCs w:val="20"/>
+        </w:rPr>
+      </w:pPr>
+      <w:r>
+        <w:rPr>
+          <w:rFonts w:hint="default" w:ascii="Times New Roman" w:hAnsi="Times New Roman" w:eastAsia="SimSun" w:cs="Times New Roman"/>
+          <w:color w:val="000000"/>
+          <w:kern w:val="0"/>
+          <w:sz w:val="20"/>
+          <w:szCs w:val="20"/>
+          <w:lang w:val="en-US" w:eastAsia="zh-CN" w:bidi="ar"/>
+        </w:rPr>
+        <w:t>in a system. In this project, the ER (Entity Relationship) Model is used, which is a popular high-level conceptual data model consisting of a collection of basic objects called entities and the relationships among these objects.</w:t>
+      </w:r>
+    </w:p>
+    <w:p>
+      <w:pPr>
+        <w:jc w:val="both"/>
+        <w:rPr>
+          <w:rFonts w:hint="default"/>
+          <w:lang w:val="en-US"/>
+        </w:rPr>
+      </w:pPr>
+      <w:r>
+        <w:rPr>
+          <w:rFonts w:hint="default"/>
+          <w:lang w:val="en-US"/>
+        </w:rPr>
         <w:drawing>
-          <wp:inline distT="0" distB="0" distL="0" distR="0">
-            <wp:extent cx="4907280" cy="2859405"/>
-            <wp:effectExtent l="0" t="0" r="0" b="0"/>
-            <wp:docPr id="1577399167" name="Picture 1577399167"/>
+          <wp:anchor distT="0" distB="0" distL="114300" distR="114300" simplePos="0" relativeHeight="251675648" behindDoc="0" locked="0" layoutInCell="1" allowOverlap="1">
+            <wp:simplePos x="0" y="0"/>
+            <wp:positionH relativeFrom="column">
+              <wp:posOffset>114300</wp:posOffset>
+            </wp:positionH>
+            <wp:positionV relativeFrom="paragraph">
+              <wp:posOffset>16510</wp:posOffset>
+            </wp:positionV>
+            <wp:extent cx="3919855" cy="6059805"/>
+            <wp:effectExtent l="0" t="0" r="12065" b="5715"/>
+            <wp:wrapSquare wrapText="bothSides"/>
+            <wp:docPr id="5" name="Picture 5" descr="User and Exam Management-2026-04-08-045327"/>
             <wp:cNvGraphicFramePr>
               <a:graphicFrameLocks xmlns:a="http://schemas.openxmlformats.org/drawingml/2006/main" noChangeAspect="1"/>
             </wp:cNvGraphicFramePr>
@@ -14735,7 +15125,7 @@
               <a:graphicData uri="http://schemas.openxmlformats.org/drawingml/2006/picture">
                 <pic:pic xmlns:pic="http://schemas.openxmlformats.org/drawingml/2006/picture">
                   <pic:nvPicPr>
-                    <pic:cNvPr id="1577399167" name="Picture 1577399167"/>
+                    <pic:cNvPr id="5" name="Picture 5" descr="User and Exam Management-2026-04-08-045327"/>
                     <pic:cNvPicPr>
                       <a:picLocks noChangeAspect="1"/>
                     </pic:cNvPicPr>
@@ -14749,7 +15139,7 @@
                   <pic:spPr>
                     <a:xfrm>
                       <a:off x="0" y="0"/>
-                      <a:ext cx="4907280" cy="2859405"/>
+                      <a:ext cx="3919855" cy="6059805"/>
                     </a:xfrm>
                     <a:prstGeom prst="rect">
                       <a:avLst/>
@@ -14758,13 +15148,24 @@
                 </pic:pic>
               </a:graphicData>
             </a:graphic>
-          </wp:inline>
+          </wp:anchor>
         </w:drawing>
       </w:r>
     </w:p>
     <w:p>
       <w:pPr>
+        <w:jc w:val="both"/>
+      </w:pPr>
+    </w:p>
+    <w:p>
+      <w:pPr>
+        <w:jc w:val="center"/>
+      </w:pPr>
+    </w:p>
+    <w:p>
+      <w:pPr>
         <w:pStyle w:val="9"/>
+        <w:spacing w:before="240"/>
         <w:jc w:val="center"/>
         <w:rPr>
           <w:b/>
@@ -14772,8 +15173,8 @@
           <w:i w:val="0"/>
           <w:iCs w:val="0"/>
           <w:color w:val="000000" w:themeColor="text1"/>
-          <w:sz w:val="24"/>
-          <w:szCs w:val="24"/>
+          <w:sz w:val="40"/>
+          <w:szCs w:val="40"/>
           <w14:textFill>
             <w14:solidFill>
               <w14:schemeClr w14:val="tx1"/>
@@ -14781,217 +15182,590 @@
           </w14:textFill>
         </w:rPr>
       </w:pPr>
-      <w:bookmarkStart w:id="33" w:name="_Toc183812962"/>
-      <w:bookmarkStart w:id="34" w:name="_Toc183784302"/>
-      <w:r>
+    </w:p>
+    <w:p>
+      <w:pPr>
         <w:rPr>
           <w:b/>
           <w:bCs/>
           <w:i w:val="0"/>
           <w:iCs w:val="0"/>
           <w:color w:val="000000" w:themeColor="text1"/>
-          <w:sz w:val="24"/>
-          <w:szCs w:val="24"/>
+          <w:sz w:val="40"/>
+          <w:szCs w:val="40"/>
           <w14:textFill>
             <w14:solidFill>
               <w14:schemeClr w14:val="tx1"/>
             </w14:solidFill>
           </w14:textFill>
         </w:rPr>
-        <w:t>Figure 3.</w:t>
-      </w:r>
-      <w:r>
+      </w:pPr>
+    </w:p>
+    <w:p>
+      <w:pPr>
         <w:rPr>
           <w:b/>
           <w:bCs/>
           <w:i w:val="0"/>
           <w:iCs w:val="0"/>
           <w:color w:val="000000" w:themeColor="text1"/>
-          <w:sz w:val="24"/>
-          <w:szCs w:val="24"/>
+          <w:sz w:val="40"/>
+          <w:szCs w:val="40"/>
           <w14:textFill>
             <w14:solidFill>
               <w14:schemeClr w14:val="tx1"/>
             </w14:solidFill>
           </w14:textFill>
         </w:rPr>
-        <w:fldChar w:fldCharType="begin"/>
-      </w:r>
-      <w:r>
+      </w:pPr>
+    </w:p>
+    <w:p>
+      <w:pPr>
         <w:rPr>
           <w:b/>
           <w:bCs/>
           <w:i w:val="0"/>
           <w:iCs w:val="0"/>
           <w:color w:val="000000" w:themeColor="text1"/>
-          <w:sz w:val="24"/>
-          <w:szCs w:val="24"/>
+          <w:sz w:val="40"/>
+          <w:szCs w:val="40"/>
           <w14:textFill>
             <w14:solidFill>
               <w14:schemeClr w14:val="tx1"/>
             </w14:solidFill>
           </w14:textFill>
         </w:rPr>
-        <w:instrText xml:space="preserve"> SEQ Figure_3. \* ARABIC </w:instrText>
-      </w:r>
-      <w:r>
+      </w:pPr>
+    </w:p>
+    <w:p>
+      <w:pPr>
         <w:rPr>
           <w:b/>
           <w:bCs/>
           <w:i w:val="0"/>
           <w:iCs w:val="0"/>
           <w:color w:val="000000" w:themeColor="text1"/>
-          <w:sz w:val="24"/>
-          <w:szCs w:val="24"/>
+          <w:sz w:val="40"/>
+          <w:szCs w:val="40"/>
           <w14:textFill>
             <w14:solidFill>
               <w14:schemeClr w14:val="tx1"/>
             </w14:solidFill>
           </w14:textFill>
         </w:rPr>
-        <w:fldChar w:fldCharType="separate"/>
-      </w:r>
-      <w:r>
+      </w:pPr>
+    </w:p>
+    <w:p>
+      <w:pPr>
         <w:rPr>
           <w:b/>
           <w:bCs/>
           <w:i w:val="0"/>
           <w:iCs w:val="0"/>
           <w:color w:val="000000" w:themeColor="text1"/>
-          <w:sz w:val="24"/>
-          <w:szCs w:val="24"/>
+          <w:sz w:val="40"/>
+          <w:szCs w:val="40"/>
           <w14:textFill>
             <w14:solidFill>
               <w14:schemeClr w14:val="tx1"/>
             </w14:solidFill>
           </w14:textFill>
         </w:rPr>
-        <w:t>2</w:t>
-      </w:r>
-      <w:r>
+      </w:pPr>
+    </w:p>
+    <w:p>
+      <w:pPr>
         <w:rPr>
           <w:b/>
           <w:bCs/>
           <w:i w:val="0"/>
           <w:iCs w:val="0"/>
           <w:color w:val="000000" w:themeColor="text1"/>
-          <w:sz w:val="24"/>
-          <w:szCs w:val="24"/>
+          <w:sz w:val="40"/>
+          <w:szCs w:val="40"/>
           <w14:textFill>
             <w14:solidFill>
               <w14:schemeClr w14:val="tx1"/>
             </w14:solidFill>
           </w14:textFill>
         </w:rPr>
-        <w:fldChar w:fldCharType="end"/>
-      </w:r>
-      <w:r>
+      </w:pPr>
+    </w:p>
+    <w:p>
+      <w:pPr>
         <w:rPr>
           <w:b/>
           <w:bCs/>
           <w:i w:val="0"/>
           <w:iCs w:val="0"/>
           <w:color w:val="000000" w:themeColor="text1"/>
-          <w:sz w:val="24"/>
-          <w:szCs w:val="24"/>
+          <w:sz w:val="40"/>
+          <w:szCs w:val="40"/>
           <w14:textFill>
             <w14:solidFill>
               <w14:schemeClr w14:val="tx1"/>
             </w14:solidFill>
           </w14:textFill>
         </w:rPr>
-        <w:t xml:space="preserve">: Gantt Chart for </w:t>
-      </w:r>
-      <w:bookmarkEnd w:id="33"/>
-      <w:bookmarkEnd w:id="34"/>
-      <w:r>
+      </w:pPr>
+    </w:p>
+    <w:p>
+      <w:pPr>
         <w:rPr>
           <w:b/>
           <w:bCs/>
           <w:i w:val="0"/>
           <w:iCs w:val="0"/>
           <w:color w:val="000000" w:themeColor="text1"/>
-          <w:sz w:val="24"/>
-          <w:szCs w:val="24"/>
+          <w:sz w:val="40"/>
+          <w:szCs w:val="40"/>
           <w14:textFill>
             <w14:solidFill>
               <w14:schemeClr w14:val="tx1"/>
             </w14:solidFill>
           </w14:textFill>
         </w:rPr>
-        <w:t>Online Examination System</w:t>
-      </w:r>
-    </w:p>
-    <w:p>
-      <w:pPr>
-        <w:rPr>
-          <w:b/>
-          <w:bCs/>
-        </w:rPr>
-      </w:pPr>
-    </w:p>
-    <w:p>
-      <w:pPr>
-        <w:rPr>
-          <w:b/>
-          <w:bCs/>
-        </w:rPr>
-      </w:pPr>
-    </w:p>
-    <w:p>
-      <w:pPr>
-        <w:rPr>
-          <w:b/>
-          <w:bCs/>
-        </w:rPr>
-      </w:pPr>
-    </w:p>
-    <w:p>
-      <w:pPr>
-        <w:rPr>
-          <w:b/>
-          <w:bCs/>
-        </w:rPr>
-      </w:pPr>
-      <w:r>
-        <w:rPr>
-          <w:b/>
-          <w:bCs/>
-        </w:rPr>
-        <w:t xml:space="preserve">3.1.3 Object Modelling using Class and Object Diagrams </w:t>
-      </w:r>
-    </w:p>
-    <w:p>
-      <w:pPr>
-        <w:jc w:val="both"/>
-      </w:pPr>
-      <w:r>
-        <w:t>To create object and class diagrams, it was needed to identify the main objects and their relationships in the context of the chat application. Based on the features described earlier,</w:t>
-      </w:r>
-    </w:p>
-    <w:p>
-      <w:pPr>
-        <w:jc w:val="both"/>
-      </w:pPr>
-      <w:r>
-        <w:t>here's a description of the main objects and their relationships.</w:t>
-      </w:r>
-    </w:p>
-    <w:p>
-      <w:pPr>
-        <w:jc w:val="both"/>
-      </w:pPr>
-    </w:p>
-    <w:p>
-      <w:pPr>
-        <w:jc w:val="center"/>
-      </w:pPr>
-      <w:r>
+      </w:pPr>
+    </w:p>
+    <w:p>
+      <w:pPr>
+        <w:rPr>
+          <w:b/>
+          <w:bCs/>
+          <w:i w:val="0"/>
+          <w:iCs w:val="0"/>
+          <w:color w:val="000000" w:themeColor="text1"/>
+          <w:sz w:val="40"/>
+          <w:szCs w:val="40"/>
+          <w14:textFill>
+            <w14:solidFill>
+              <w14:schemeClr w14:val="tx1"/>
+            </w14:solidFill>
+          </w14:textFill>
+        </w:rPr>
+      </w:pPr>
+    </w:p>
+    <w:p>
+      <w:pPr>
+        <w:rPr>
+          <w:b/>
+          <w:bCs/>
+          <w:i w:val="0"/>
+          <w:iCs w:val="0"/>
+          <w:color w:val="000000" w:themeColor="text1"/>
+          <w:sz w:val="40"/>
+          <w:szCs w:val="40"/>
+          <w14:textFill>
+            <w14:solidFill>
+              <w14:schemeClr w14:val="tx1"/>
+            </w14:solidFill>
+          </w14:textFill>
+        </w:rPr>
+      </w:pPr>
+    </w:p>
+    <w:p>
+      <w:pPr>
+        <w:rPr>
+          <w:b/>
+          <w:bCs/>
+          <w:i w:val="0"/>
+          <w:iCs w:val="0"/>
+          <w:color w:val="000000" w:themeColor="text1"/>
+          <w:sz w:val="40"/>
+          <w:szCs w:val="40"/>
+          <w14:textFill>
+            <w14:solidFill>
+              <w14:schemeClr w14:val="tx1"/>
+            </w14:solidFill>
+          </w14:textFill>
+        </w:rPr>
+      </w:pPr>
+    </w:p>
+    <w:p>
+      <w:pPr>
+        <w:rPr>
+          <w:b/>
+          <w:bCs/>
+          <w:i w:val="0"/>
+          <w:iCs w:val="0"/>
+          <w:color w:val="000000" w:themeColor="text1"/>
+          <w:sz w:val="40"/>
+          <w:szCs w:val="40"/>
+          <w14:textFill>
+            <w14:solidFill>
+              <w14:schemeClr w14:val="tx1"/>
+            </w14:solidFill>
+          </w14:textFill>
+        </w:rPr>
+      </w:pPr>
+    </w:p>
+    <w:p>
+      <w:pPr>
+        <w:rPr>
+          <w:rFonts w:hint="default"/>
+          <w:b/>
+          <w:bCs/>
+          <w:i w:val="0"/>
+          <w:iCs w:val="0"/>
+          <w:color w:val="000000" w:themeColor="text1"/>
+          <w:sz w:val="24"/>
+          <w:szCs w:val="24"/>
+          <w:lang w:val="en-US"/>
+          <w14:textFill>
+            <w14:solidFill>
+              <w14:schemeClr w14:val="tx1"/>
+            </w14:solidFill>
+          </w14:textFill>
+        </w:rPr>
+      </w:pPr>
+      <w:r>
+        <w:rPr>
+          <w:rFonts w:hint="default"/>
+          <w:b/>
+          <w:bCs/>
+          <w:i w:val="0"/>
+          <w:iCs w:val="0"/>
+          <w:color w:val="000000" w:themeColor="text1"/>
+          <w:sz w:val="24"/>
+          <w:szCs w:val="24"/>
+          <w:lang w:val="en-US"/>
+          <w14:textFill>
+            <w14:solidFill>
+              <w14:schemeClr w14:val="tx1"/>
+            </w14:solidFill>
+          </w14:textFill>
+        </w:rPr>
+        <w:t>Figure 3.1.3:ER-diagram of Online Examination System</w:t>
+      </w:r>
+    </w:p>
+    <w:p>
+      <w:pPr>
+        <w:pStyle w:val="9"/>
+        <w:jc w:val="both"/>
+        <w:rPr>
+          <w:rFonts w:hint="default"/>
+          <w:b/>
+          <w:bCs/>
+          <w:i w:val="0"/>
+          <w:iCs w:val="0"/>
+          <w:color w:val="000000" w:themeColor="text1"/>
+          <w:sz w:val="24"/>
+          <w:szCs w:val="24"/>
+          <w:lang w:val="en-US"/>
+          <w14:textFill>
+            <w14:solidFill>
+              <w14:schemeClr w14:val="tx1"/>
+            </w14:solidFill>
+          </w14:textFill>
+        </w:rPr>
+      </w:pPr>
+      <w:bookmarkStart w:id="35" w:name="_Toc135305189"/>
+    </w:p>
+    <w:bookmarkEnd w:id="35"/>
+    <w:p>
+      <w:pPr>
+        <w:rPr>
+          <w:rFonts w:hint="default"/>
+          <w:b/>
+          <w:bCs/>
+          <w:lang w:val="en-US"/>
+        </w:rPr>
+      </w:pPr>
+      <w:bookmarkStart w:id="36" w:name="_Toc182943102"/>
+      <w:r>
+        <w:rPr>
+          <w:b/>
+          <w:bCs/>
+        </w:rPr>
+        <w:t xml:space="preserve">3.1.4 </w:t>
+      </w:r>
+      <w:r>
+        <w:rPr>
+          <w:rFonts w:hint="default"/>
+          <w:b/>
+          <w:bCs/>
+          <w:lang w:val="en-US"/>
+        </w:rPr>
+        <w:t xml:space="preserve"> Process </w:t>
+      </w:r>
+      <w:r>
+        <w:rPr>
+          <w:b/>
+          <w:bCs/>
+        </w:rPr>
+        <w:t xml:space="preserve">Modelling </w:t>
+      </w:r>
+      <w:bookmarkEnd w:id="36"/>
+      <w:r>
+        <w:rPr>
+          <w:rFonts w:hint="default"/>
+          <w:b/>
+          <w:bCs/>
+          <w:lang w:val="en-US"/>
+        </w:rPr>
+        <w:t>(DFD)</w:t>
+      </w:r>
+    </w:p>
+    <w:p>
+      <w:pPr>
+        <w:keepNext w:val="0"/>
+        <w:keepLines w:val="0"/>
+        <w:widowControl/>
+        <w:suppressLineNumbers w:val="0"/>
+        <w:jc w:val="left"/>
+      </w:pPr>
+      <w:r>
+        <w:rPr>
+          <w:rFonts w:hint="default" w:ascii="Times New Roman" w:hAnsi="Times New Roman" w:eastAsia="SimSun" w:cs="Times New Roman"/>
+          <w:color w:val="000000"/>
+          <w:kern w:val="0"/>
+          <w:sz w:val="24"/>
+          <w:szCs w:val="24"/>
+          <w:lang w:val="en-US" w:eastAsia="zh-CN" w:bidi="ar"/>
+        </w:rPr>
+        <w:t xml:space="preserve">A DFD can be referred to as a Process Model. A data-flow diagram (DFD) is a graphical </w:t>
+      </w:r>
+    </w:p>
+    <w:p>
+      <w:pPr>
+        <w:keepNext w:val="0"/>
+        <w:keepLines w:val="0"/>
+        <w:widowControl/>
+        <w:suppressLineNumbers w:val="0"/>
+        <w:jc w:val="left"/>
+        <w:rPr>
+          <w:sz w:val="20"/>
+          <w:szCs w:val="20"/>
+        </w:rPr>
+      </w:pPr>
+      <w:r>
+        <w:rPr>
+          <w:rFonts w:hint="default" w:ascii="Times New Roman" w:hAnsi="Times New Roman" w:eastAsia="SimSun" w:cs="Times New Roman"/>
+          <w:color w:val="000000"/>
+          <w:kern w:val="0"/>
+          <w:sz w:val="24"/>
+          <w:szCs w:val="24"/>
+          <w:lang w:val="en-US" w:eastAsia="zh-CN" w:bidi="ar"/>
+        </w:rPr>
+        <w:t>representation of the "f</w:t>
+      </w:r>
+      <w:r>
+        <w:rPr>
+          <w:rFonts w:hint="default" w:ascii="Times New Roman" w:hAnsi="Times New Roman" w:eastAsia="SimSun" w:cs="Times New Roman"/>
+          <w:color w:val="000000"/>
+          <w:kern w:val="0"/>
+          <w:sz w:val="20"/>
+          <w:szCs w:val="20"/>
+          <w:lang w:val="en-US" w:eastAsia="zh-CN" w:bidi="ar"/>
+        </w:rPr>
+        <w:t xml:space="preserve">low" of data through an information system. A data flow diagram </w:t>
+      </w:r>
+    </w:p>
+    <w:p>
+      <w:pPr>
+        <w:keepNext w:val="0"/>
+        <w:keepLines w:val="0"/>
+        <w:widowControl/>
+        <w:suppressLineNumbers w:val="0"/>
+        <w:jc w:val="left"/>
+        <w:rPr>
+          <w:sz w:val="20"/>
+          <w:szCs w:val="20"/>
+        </w:rPr>
+      </w:pPr>
+      <w:r>
+        <w:rPr>
+          <w:rFonts w:hint="default" w:ascii="Times New Roman" w:hAnsi="Times New Roman" w:eastAsia="SimSun" w:cs="Times New Roman"/>
+          <w:color w:val="000000"/>
+          <w:kern w:val="0"/>
+          <w:sz w:val="20"/>
+          <w:szCs w:val="20"/>
+          <w:lang w:val="en-US" w:eastAsia="zh-CN" w:bidi="ar"/>
+        </w:rPr>
+        <w:t xml:space="preserve">(DFD) is a significant modeling technique for analyzing and constructing information </w:t>
+      </w:r>
+    </w:p>
+    <w:p>
+      <w:pPr>
+        <w:keepNext w:val="0"/>
+        <w:keepLines w:val="0"/>
+        <w:widowControl/>
+        <w:suppressLineNumbers w:val="0"/>
+        <w:jc w:val="left"/>
+        <w:rPr>
+          <w:sz w:val="20"/>
+          <w:szCs w:val="20"/>
+        </w:rPr>
+      </w:pPr>
+      <w:r>
+        <w:rPr>
+          <w:rFonts w:hint="default" w:ascii="Times New Roman" w:hAnsi="Times New Roman" w:eastAsia="SimSun" w:cs="Times New Roman"/>
+          <w:color w:val="000000"/>
+          <w:kern w:val="0"/>
+          <w:sz w:val="20"/>
+          <w:szCs w:val="20"/>
+          <w:lang w:val="en-US" w:eastAsia="zh-CN" w:bidi="ar"/>
+        </w:rPr>
+        <w:t xml:space="preserve">processes illustrates this flow of information in a process based on the inputs and outputs. </w:t>
+      </w:r>
+    </w:p>
+    <w:p>
+      <w:pPr>
+        <w:keepNext w:val="0"/>
+        <w:keepLines w:val="0"/>
+        <w:widowControl/>
+        <w:suppressLineNumbers w:val="0"/>
+        <w:jc w:val="left"/>
+        <w:rPr>
+          <w:rFonts w:hint="default" w:ascii="Times New Roman" w:hAnsi="Times New Roman" w:eastAsia="SimSun" w:cs="Times New Roman"/>
+          <w:color w:val="000000"/>
+          <w:kern w:val="0"/>
+          <w:sz w:val="20"/>
+          <w:szCs w:val="20"/>
+          <w:lang w:val="en-US" w:eastAsia="zh-CN" w:bidi="ar"/>
+        </w:rPr>
+      </w:pPr>
+      <w:r>
+        <w:rPr>
+          <w:rFonts w:hint="default" w:ascii="Times New Roman" w:hAnsi="Times New Roman" w:eastAsia="SimSun" w:cs="Times New Roman"/>
+          <w:color w:val="000000"/>
+          <w:kern w:val="0"/>
+          <w:sz w:val="20"/>
+          <w:szCs w:val="20"/>
+          <w:lang w:val="en-US" w:eastAsia="zh-CN" w:bidi="ar"/>
+        </w:rPr>
+        <w:t>Initially a context diagram is drawn, which is a simple representation of the entire system.</w:t>
+      </w:r>
+    </w:p>
+    <w:p>
+      <w:pPr>
+        <w:keepNext w:val="0"/>
+        <w:keepLines w:val="0"/>
+        <w:widowControl/>
+        <w:suppressLineNumbers w:val="0"/>
+        <w:jc w:val="left"/>
+        <w:rPr>
+          <w:rFonts w:hint="default" w:ascii="Times New Roman" w:hAnsi="Times New Roman" w:eastAsia="SimSun" w:cs="Times New Roman"/>
+          <w:color w:val="000000"/>
+          <w:kern w:val="0"/>
+          <w:sz w:val="20"/>
+          <w:szCs w:val="20"/>
+          <w:lang w:val="en-US" w:eastAsia="zh-CN" w:bidi="ar"/>
+        </w:rPr>
+      </w:pPr>
+    </w:p>
+    <w:p>
+      <w:pPr>
+        <w:keepNext w:val="0"/>
+        <w:keepLines w:val="0"/>
+        <w:widowControl/>
+        <w:suppressLineNumbers w:val="0"/>
+        <w:jc w:val="left"/>
+        <w:rPr>
+          <w:rFonts w:hint="default" w:ascii="Times New Roman" w:hAnsi="Times New Roman" w:eastAsia="SimSun" w:cs="Times New Roman"/>
+          <w:color w:val="000000"/>
+          <w:kern w:val="0"/>
+          <w:sz w:val="20"/>
+          <w:szCs w:val="20"/>
+          <w:lang w:val="en-US" w:eastAsia="zh-CN" w:bidi="ar"/>
+        </w:rPr>
+      </w:pPr>
+    </w:p>
+    <w:p>
+      <w:pPr>
+        <w:keepNext w:val="0"/>
+        <w:keepLines w:val="0"/>
+        <w:widowControl/>
+        <w:numPr>
+          <w:ilvl w:val="0"/>
+          <w:numId w:val="0"/>
+        </w:numPr>
+        <w:suppressLineNumbers w:val="0"/>
+        <w:ind w:left="200" w:leftChars="0"/>
+        <w:jc w:val="left"/>
+        <w:rPr>
+          <w:rFonts w:hint="default" w:ascii="Times New Roman" w:hAnsi="Times New Roman" w:eastAsia="SimSun" w:cs="Times New Roman"/>
+          <w:color w:val="000000"/>
+          <w:kern w:val="0"/>
+          <w:sz w:val="20"/>
+          <w:szCs w:val="20"/>
+          <w:lang w:val="en-US" w:eastAsia="zh-CN" w:bidi="ar"/>
+        </w:rPr>
+      </w:pPr>
+      <w:r>
+        <w:rPr>
+          <w:rFonts w:hint="default" w:ascii="Times New Roman" w:hAnsi="Times New Roman" w:eastAsia="SimSun" w:cs="Times New Roman"/>
+          <w:b w:val="0"/>
+          <w:bCs w:val="0"/>
+          <w:color w:val="000000"/>
+          <w:kern w:val="0"/>
+          <w:sz w:val="20"/>
+          <w:szCs w:val="20"/>
+          <w:lang w:val="en-US" w:eastAsia="zh-CN" w:bidi="ar"/>
+        </w:rPr>
+        <w:t>A</w:t>
+      </w:r>
+      <w:r>
+        <w:rPr>
+          <w:rFonts w:hint="default" w:ascii="Times New Roman" w:hAnsi="Times New Roman" w:eastAsia="SimSun" w:cs="Times New Roman"/>
+          <w:b/>
+          <w:bCs/>
+          <w:color w:val="000000"/>
+          <w:kern w:val="0"/>
+          <w:sz w:val="20"/>
+          <w:szCs w:val="20"/>
+          <w:lang w:val="en-US" w:eastAsia="zh-CN" w:bidi="ar"/>
+        </w:rPr>
+        <w:t>.0 Level DFD</w:t>
+      </w:r>
+    </w:p>
+    <w:p>
+      <w:pPr>
+        <w:keepNext w:val="0"/>
+        <w:keepLines w:val="0"/>
+        <w:widowControl/>
+        <w:suppressLineNumbers w:val="0"/>
+        <w:jc w:val="left"/>
+        <w:rPr>
+          <w:rFonts w:hint="default" w:ascii="Times New Roman" w:hAnsi="Times New Roman" w:eastAsia="SimSun" w:cs="Times New Roman"/>
+          <w:color w:val="000000"/>
+          <w:kern w:val="0"/>
+          <w:sz w:val="20"/>
+          <w:szCs w:val="20"/>
+          <w:lang w:val="en-US" w:eastAsia="zh-CN" w:bidi="ar"/>
+        </w:rPr>
+      </w:pPr>
+    </w:p>
+    <w:p>
+      <w:pPr>
+        <w:keepNext w:val="0"/>
+        <w:keepLines w:val="0"/>
+        <w:widowControl/>
+        <w:suppressLineNumbers w:val="0"/>
+        <w:jc w:val="left"/>
+        <w:rPr>
+          <w:rFonts w:hint="default" w:ascii="Times New Roman" w:hAnsi="Times New Roman" w:eastAsia="SimSun" w:cs="Times New Roman"/>
+          <w:color w:val="000000"/>
+          <w:kern w:val="0"/>
+          <w:sz w:val="20"/>
+          <w:szCs w:val="20"/>
+          <w:lang w:val="en-US" w:eastAsia="zh-CN" w:bidi="ar"/>
+        </w:rPr>
+      </w:pPr>
+      <w:r>
+        <w:rPr>
+          <w:rFonts w:hint="default" w:ascii="Times New Roman" w:hAnsi="Times New Roman" w:eastAsia="SimSun" w:cs="Times New Roman"/>
+          <w:color w:val="000000"/>
+          <w:kern w:val="0"/>
+          <w:sz w:val="20"/>
+          <w:szCs w:val="20"/>
+          <w:lang w:val="en-US" w:eastAsia="zh-CN" w:bidi="ar"/>
+        </w:rPr>
         <w:drawing>
           <wp:inline distT="0" distB="0" distL="114300" distR="114300">
-            <wp:extent cx="5503545" cy="5699760"/>
-            <wp:effectExtent l="0" t="0" r="1905" b="0"/>
-            <wp:docPr id="20" name="Picture 20" descr="jLLDRzGm4BtdLrXxuAEeGbptW5gjE20L0QNSa5Q3FPiTrVQ4yKIq1VuxSUfDOqMqsWENr7vzVk_jp2G-ImgYVV2DnvqQPIFKxjKu4hHA79l6UaZ9V4qevbTZpAdfX-MMtDfGr168471jaWh5TWGm0FaAwGQDdook1lUiF4DU6S6MagAyU3bkFRSKoxhl72X-4jwHnm7xSqXsxWB54W (1)"/>
+            <wp:extent cx="5469890" cy="1645920"/>
+            <wp:effectExtent l="0" t="0" r="1270" b="0"/>
+            <wp:docPr id="6" name="Picture 6" descr="User-Centric Exam-2026-04-08-050237"/>
             <wp:cNvGraphicFramePr>
               <a:graphicFrameLocks xmlns:a="http://schemas.openxmlformats.org/drawingml/2006/main" noChangeAspect="1"/>
             </wp:cNvGraphicFramePr>
@@ -14999,7 +15773,7 @@
               <a:graphicData uri="http://schemas.openxmlformats.org/drawingml/2006/picture">
                 <pic:pic xmlns:pic="http://schemas.openxmlformats.org/drawingml/2006/picture">
                   <pic:nvPicPr>
-                    <pic:cNvPr id="20" name="Picture 20" descr="jLLDRzGm4BtdLrXxuAEeGbptW5gjE20L0QNSa5Q3FPiTrVQ4yKIq1VuxSUfDOqMqsWENr7vzVk_jp2G-ImgYVV2DnvqQPIFKxjKu4hHA79l6UaZ9V4qevbTZpAdfX-MMtDfGr168471jaWh5TWGm0FaAwGQDdook1lUiF4DU6S6MagAyU3bkFRSKoxhl72X-4jwHnm7xSqXsxWB54W (1)"/>
+                    <pic:cNvPr id="6" name="Picture 6" descr="User-Centric Exam-2026-04-08-050237"/>
                     <pic:cNvPicPr>
                       <a:picLocks noChangeAspect="1"/>
                     </pic:cNvPicPr>
@@ -15013,7 +15787,7 @@
                   <pic:spPr>
                     <a:xfrm>
                       <a:off x="0" y="0"/>
-                      <a:ext cx="5503545" cy="5699760"/>
+                      <a:ext cx="5469890" cy="1645920"/>
                     </a:xfrm>
                     <a:prstGeom prst="rect">
                       <a:avLst/>
@@ -15028,17 +15802,33 @@
     </w:p>
     <w:p>
       <w:pPr>
+        <w:keepNext w:val="0"/>
+        <w:keepLines w:val="0"/>
+        <w:widowControl/>
+        <w:suppressLineNumbers w:val="0"/>
+        <w:jc w:val="left"/>
+        <w:rPr>
+          <w:rFonts w:hint="default" w:ascii="Times New Roman" w:hAnsi="Times New Roman" w:eastAsia="SimSun" w:cs="Times New Roman"/>
+          <w:color w:val="000000"/>
+          <w:kern w:val="0"/>
+          <w:sz w:val="20"/>
+          <w:szCs w:val="20"/>
+          <w:lang w:val="en-US" w:eastAsia="zh-CN" w:bidi="ar"/>
+        </w:rPr>
+      </w:pPr>
+    </w:p>
+    <w:p>
+      <w:pPr>
         <w:pStyle w:val="9"/>
-        <w:spacing w:before="240"/>
-        <w:jc w:val="center"/>
+        <w:jc w:val="both"/>
         <w:rPr>
           <w:b/>
           <w:bCs/>
           <w:i w:val="0"/>
           <w:iCs w:val="0"/>
           <w:color w:val="000000" w:themeColor="text1"/>
-          <w:sz w:val="40"/>
-          <w:szCs w:val="40"/>
+          <w:sz w:val="24"/>
+          <w:szCs w:val="24"/>
           <w14:textFill>
             <w14:solidFill>
               <w14:schemeClr w14:val="tx1"/>
@@ -15046,9 +15836,14 @@
           </w14:textFill>
         </w:rPr>
       </w:pPr>
-      <w:bookmarkStart w:id="35" w:name="_Toc183812963"/>
-      <w:bookmarkStart w:id="36" w:name="_Toc183784303"/>
-      <w:r>
+      <w:bookmarkStart w:id="37" w:name="_Toc183812965"/>
+      <w:bookmarkStart w:id="38" w:name="_Toc183784305"/>
+    </w:p>
+    <w:p>
+      <w:pPr>
+        <w:pStyle w:val="9"/>
+        <w:ind w:firstLine="1201" w:firstLineChars="500"/>
+        <w:jc w:val="both"/>
         <w:rPr>
           <w:b/>
           <w:bCs/>
@@ -15063,8 +15858,7 @@
             </w14:solidFill>
           </w14:textFill>
         </w:rPr>
-        <w:t>Figure 3.</w:t>
-      </w:r>
+      </w:pPr>
       <w:r>
         <w:rPr>
           <w:b/>
@@ -15080,10 +15874,11 @@
             </w14:solidFill>
           </w14:textFill>
         </w:rPr>
-        <w:fldChar w:fldCharType="begin"/>
-      </w:r>
-      <w:r>
-        <w:rPr>
+        <w:t>Figure 3.</w:t>
+      </w:r>
+      <w:r>
+        <w:rPr>
+          <w:rFonts w:hint="default"/>
           <w:b/>
           <w:bCs/>
           <w:i w:val="0"/>
@@ -15091,13 +15886,14 @@
           <w:color w:val="000000" w:themeColor="text1"/>
           <w:sz w:val="24"/>
           <w:szCs w:val="24"/>
+          <w:lang w:val="en-US"/>
           <w14:textFill>
             <w14:solidFill>
               <w14:schemeClr w14:val="tx1"/>
             </w14:solidFill>
           </w14:textFill>
         </w:rPr>
-        <w:instrText xml:space="preserve"> SEQ Figure_3. \* ARABIC </w:instrText>
+        <w:t>1.4.1:DFD level-0 of</w:t>
       </w:r>
       <w:r>
         <w:rPr>
@@ -15114,10 +15910,13 @@
             </w14:solidFill>
           </w14:textFill>
         </w:rPr>
-        <w:fldChar w:fldCharType="separate"/>
-      </w:r>
-      <w:r>
-        <w:rPr>
+        <w:t xml:space="preserve"> </w:t>
+      </w:r>
+      <w:bookmarkEnd w:id="37"/>
+      <w:bookmarkEnd w:id="38"/>
+      <w:r>
+        <w:rPr>
+          <w:rFonts w:hint="default"/>
           <w:b/>
           <w:bCs/>
           <w:i w:val="0"/>
@@ -15125,13 +15924,14 @@
           <w:color w:val="000000" w:themeColor="text1"/>
           <w:sz w:val="24"/>
           <w:szCs w:val="24"/>
+          <w:lang w:val="en-US"/>
           <w14:textFill>
             <w14:solidFill>
               <w14:schemeClr w14:val="tx1"/>
             </w14:solidFill>
           </w14:textFill>
         </w:rPr>
-        <w:t>3</w:t>
+        <w:t xml:space="preserve"> </w:t>
       </w:r>
       <w:r>
         <w:rPr>
@@ -15148,10 +15948,19 @@
             </w14:solidFill>
           </w14:textFill>
         </w:rPr>
-        <w:fldChar w:fldCharType="end"/>
-      </w:r>
-      <w:r>
-        <w:rPr>
+        <w:t>Online Examination System</w:t>
+      </w:r>
+      <w:bookmarkStart w:id="39" w:name="_Toc182943103"/>
+    </w:p>
+    <w:p>
+      <w:pPr>
+        <w:numPr>
+          <w:ilvl w:val="0"/>
+          <w:numId w:val="6"/>
+        </w:numPr>
+        <w:ind w:left="180" w:leftChars="0" w:firstLine="0" w:firstLineChars="0"/>
+        <w:rPr>
+          <w:rFonts w:hint="default"/>
           <w:b/>
           <w:bCs/>
           <w:i w:val="0"/>
@@ -15159,18 +15968,17 @@
           <w:color w:val="000000" w:themeColor="text1"/>
           <w:sz w:val="24"/>
           <w:szCs w:val="24"/>
+          <w:lang w:val="en-US"/>
           <w14:textFill>
             <w14:solidFill>
               <w14:schemeClr w14:val="tx1"/>
             </w14:solidFill>
           </w14:textFill>
         </w:rPr>
-        <w:t xml:space="preserve">: Class Diagram for </w:t>
-      </w:r>
-      <w:bookmarkEnd w:id="35"/>
-      <w:bookmarkEnd w:id="36"/>
-      <w:r>
-        <w:rPr>
+      </w:pPr>
+      <w:r>
+        <w:rPr>
+          <w:rFonts w:hint="default"/>
           <w:b/>
           <w:bCs/>
           <w:i w:val="0"/>
@@ -15178,26 +15986,62 @@
           <w:color w:val="000000" w:themeColor="text1"/>
           <w:sz w:val="24"/>
           <w:szCs w:val="24"/>
+          <w:lang w:val="en-US"/>
           <w14:textFill>
             <w14:solidFill>
               <w14:schemeClr w14:val="tx1"/>
             </w14:solidFill>
           </w14:textFill>
         </w:rPr>
-        <w:t>Online Examination System</w:t>
-      </w:r>
-    </w:p>
-    <w:p>
-      <w:pPr>
-        <w:spacing w:before="240" w:after="240"/>
-        <w:jc w:val="center"/>
-      </w:pPr>
-      <w:r>
+        <w:t>1 Level DFD</w:t>
+      </w:r>
+    </w:p>
+    <w:p>
+      <w:pPr>
+        <w:numPr>
+          <w:ilvl w:val="0"/>
+          <w:numId w:val="0"/>
+        </w:numPr>
+        <w:ind w:left="180" w:leftChars="0"/>
+        <w:rPr>
+          <w:rFonts w:hint="default"/>
+          <w:b/>
+          <w:bCs/>
+          <w:i w:val="0"/>
+          <w:iCs w:val="0"/>
+          <w:color w:val="000000" w:themeColor="text1"/>
+          <w:sz w:val="24"/>
+          <w:szCs w:val="24"/>
+          <w:lang w:val="en-US"/>
+          <w14:textFill>
+            <w14:solidFill>
+              <w14:schemeClr w14:val="tx1"/>
+            </w14:solidFill>
+          </w14:textFill>
+        </w:rPr>
+      </w:pPr>
+      <w:r>
+        <w:rPr>
+          <w:rFonts w:hint="default"/>
+          <w:b/>
+          <w:bCs/>
+          <w:i w:val="0"/>
+          <w:iCs w:val="0"/>
+          <w:color w:val="000000" w:themeColor="text1"/>
+          <w:sz w:val="24"/>
+          <w:szCs w:val="24"/>
+          <w:lang w:val="en-US"/>
+          <w14:textFill>
+            <w14:solidFill>
+              <w14:schemeClr w14:val="tx1"/>
+            </w14:solidFill>
+          </w14:textFill>
+        </w:rPr>
         <w:drawing>
           <wp:inline distT="0" distB="0" distL="114300" distR="114300">
-            <wp:extent cx="4760595" cy="7978140"/>
-            <wp:effectExtent l="0" t="0" r="1905" b="3810"/>
-            <wp:docPr id="21" name="Picture 21" descr="object"/>
+            <wp:extent cx="5462270" cy="2983865"/>
+            <wp:effectExtent l="0" t="0" r="8890" b="3175"/>
+            <wp:docPr id="10" name="Picture 10" descr="User and Exam Management-2026-04-08-050912"/>
             <wp:cNvGraphicFramePr>
               <a:graphicFrameLocks xmlns:a="http://schemas.openxmlformats.org/drawingml/2006/main" noChangeAspect="1"/>
             </wp:cNvGraphicFramePr>
@@ -15205,7 +16049,7 @@
               <a:graphicData uri="http://schemas.openxmlformats.org/drawingml/2006/picture">
                 <pic:pic xmlns:pic="http://schemas.openxmlformats.org/drawingml/2006/picture">
                   <pic:nvPicPr>
-                    <pic:cNvPr id="21" name="Picture 21" descr="object"/>
+                    <pic:cNvPr id="10" name="Picture 10" descr="User and Exam Management-2026-04-08-050912"/>
                     <pic:cNvPicPr>
                       <a:picLocks noChangeAspect="1"/>
                     </pic:cNvPicPr>
@@ -15219,7 +16063,7 @@
                   <pic:spPr>
                     <a:xfrm>
                       <a:off x="0" y="0"/>
-                      <a:ext cx="4760595" cy="7978140"/>
+                      <a:ext cx="5462270" cy="2983865"/>
                     </a:xfrm>
                     <a:prstGeom prst="rect">
                       <a:avLst/>
@@ -15235,7 +16079,8 @@
     <w:p>
       <w:pPr>
         <w:pStyle w:val="9"/>
-        <w:jc w:val="center"/>
+        <w:ind w:firstLine="1201" w:firstLineChars="500"/>
+        <w:jc w:val="both"/>
         <w:rPr>
           <w:b/>
           <w:bCs/>
@@ -15251,11 +16096,9 @@
           </w14:textFill>
         </w:rPr>
       </w:pPr>
-      <w:bookmarkStart w:id="37" w:name="_Toc183784304"/>
-      <w:bookmarkStart w:id="38" w:name="_Toc183812964"/>
-      <w:bookmarkStart w:id="39" w:name="_Toc135305189"/>
-      <w:r>
-        <w:rPr>
+      <w:r>
+        <w:rPr>
+          <w:rFonts w:hint="default"/>
           <w:b/>
           <w:bCs/>
           <w:i w:val="0"/>
@@ -15263,13 +16106,14 @@
           <w:color w:val="000000" w:themeColor="text1"/>
           <w:sz w:val="24"/>
           <w:szCs w:val="24"/>
+          <w:lang w:val="en-US"/>
           <w14:textFill>
             <w14:solidFill>
               <w14:schemeClr w14:val="tx1"/>
             </w14:solidFill>
           </w14:textFill>
         </w:rPr>
-        <w:t>Figure 3.</w:t>
+        <w:t xml:space="preserve">     </w:t>
       </w:r>
       <w:r>
         <w:rPr>
@@ -15286,10 +16130,11 @@
             </w14:solidFill>
           </w14:textFill>
         </w:rPr>
-        <w:fldChar w:fldCharType="begin"/>
-      </w:r>
-      <w:r>
-        <w:rPr>
+        <w:t>Figure 3.</w:t>
+      </w:r>
+      <w:r>
+        <w:rPr>
+          <w:rFonts w:hint="default"/>
           <w:b/>
           <w:bCs/>
           <w:i w:val="0"/>
@@ -15297,13 +16142,14 @@
           <w:color w:val="000000" w:themeColor="text1"/>
           <w:sz w:val="24"/>
           <w:szCs w:val="24"/>
+          <w:lang w:val="en-US"/>
           <w14:textFill>
             <w14:solidFill>
               <w14:schemeClr w14:val="tx1"/>
             </w14:solidFill>
           </w14:textFill>
         </w:rPr>
-        <w:instrText xml:space="preserve"> SEQ Figure_3. \* ARABIC </w:instrText>
+        <w:t>1.4.1:DFD level-1 of</w:t>
       </w:r>
       <w:r>
         <w:rPr>
@@ -15320,10 +16166,11 @@
             </w14:solidFill>
           </w14:textFill>
         </w:rPr>
-        <w:fldChar w:fldCharType="separate"/>
-      </w:r>
-      <w:r>
-        <w:rPr>
+        <w:t xml:space="preserve"> </w:t>
+      </w:r>
+      <w:r>
+        <w:rPr>
+          <w:rFonts w:hint="default"/>
           <w:b/>
           <w:bCs/>
           <w:i w:val="0"/>
@@ -15331,13 +16178,14 @@
           <w:color w:val="000000" w:themeColor="text1"/>
           <w:sz w:val="24"/>
           <w:szCs w:val="24"/>
+          <w:lang w:val="en-US"/>
           <w14:textFill>
             <w14:solidFill>
               <w14:schemeClr w14:val="tx1"/>
             </w14:solidFill>
           </w14:textFill>
         </w:rPr>
-        <w:t>4</w:t>
+        <w:t xml:space="preserve"> </w:t>
       </w:r>
       <w:r>
         <w:rPr>
@@ -15354,10 +16202,14 @@
             </w14:solidFill>
           </w14:textFill>
         </w:rPr>
-        <w:fldChar w:fldCharType="end"/>
-      </w:r>
-      <w:r>
-        <w:rPr>
+        <w:t>Online Examination System</w:t>
+      </w:r>
+    </w:p>
+    <w:p/>
+    <w:p>
+      <w:pPr>
+        <w:rPr>
+          <w:rFonts w:hint="default"/>
           <w:b/>
           <w:bCs/>
           <w:i w:val="0"/>
@@ -15365,18 +16217,24 @@
           <w:color w:val="000000" w:themeColor="text1"/>
           <w:sz w:val="24"/>
           <w:szCs w:val="24"/>
+          <w:lang w:val="en-US"/>
           <w14:textFill>
             <w14:solidFill>
               <w14:schemeClr w14:val="tx1"/>
             </w14:solidFill>
           </w14:textFill>
         </w:rPr>
-        <w:t xml:space="preserve">: Object Diagram of </w:t>
-      </w:r>
-      <w:bookmarkEnd w:id="37"/>
-      <w:bookmarkEnd w:id="38"/>
-      <w:r>
-        <w:rPr>
+      </w:pPr>
+    </w:p>
+    <w:p>
+      <w:pPr>
+        <w:numPr>
+          <w:ilvl w:val="0"/>
+          <w:numId w:val="6"/>
+        </w:numPr>
+        <w:ind w:left="180" w:leftChars="0" w:firstLine="0" w:firstLineChars="0"/>
+        <w:rPr>
+          <w:rFonts w:hint="default"/>
           <w:b/>
           <w:bCs/>
           <w:i w:val="0"/>
@@ -15384,50 +16242,55 @@
           <w:color w:val="000000" w:themeColor="text1"/>
           <w:sz w:val="24"/>
           <w:szCs w:val="24"/>
+          <w:lang w:val="en-US"/>
           <w14:textFill>
             <w14:solidFill>
               <w14:schemeClr w14:val="tx1"/>
             </w14:solidFill>
           </w14:textFill>
         </w:rPr>
-        <w:t>Online Examination System</w:t>
-      </w:r>
-    </w:p>
-    <w:p>
-      <w:pPr>
-        <w:jc w:val="both"/>
-      </w:pPr>
-    </w:p>
-    <w:bookmarkEnd w:id="39"/>
-    <w:p>
-      <w:pPr>
-        <w:rPr>
-          <w:b/>
-          <w:bCs/>
-        </w:rPr>
-      </w:pPr>
-      <w:bookmarkStart w:id="40" w:name="_Toc182943102"/>
-      <w:r>
-        <w:rPr>
-          <w:b/>
-          <w:bCs/>
-        </w:rPr>
-        <w:t>3.1.4 Dynamic Modelling using Sequence Diagram</w:t>
-      </w:r>
-      <w:bookmarkEnd w:id="40"/>
-    </w:p>
-    <w:p>
-      <w:pPr>
-        <w:keepNext/>
-        <w:spacing w:before="240"/>
-        <w:jc w:val="center"/>
-      </w:pPr>
-      <w:r>
+      </w:pPr>
+      <w:r>
+        <w:rPr>
+          <w:rFonts w:hint="default"/>
+          <w:b/>
+          <w:bCs/>
+          <w:i w:val="0"/>
+          <w:iCs w:val="0"/>
+          <w:color w:val="000000" w:themeColor="text1"/>
+          <w:sz w:val="24"/>
+          <w:szCs w:val="24"/>
+          <w:lang w:val="en-US"/>
+          <w14:textFill>
+            <w14:solidFill>
+              <w14:schemeClr w14:val="tx1"/>
+            </w14:solidFill>
+          </w14:textFill>
+        </w:rPr>
+        <w:t>PhysicalDFD</w:t>
+      </w:r>
+      <w:r>
+        <w:rPr>
+          <w:rFonts w:hint="default"/>
+          <w:b/>
+          <w:bCs/>
+          <w:i w:val="0"/>
+          <w:iCs w:val="0"/>
+          <w:color w:val="000000" w:themeColor="text1"/>
+          <w:sz w:val="24"/>
+          <w:szCs w:val="24"/>
+          <w:lang w:val="en-US"/>
+          <w14:textFill>
+            <w14:solidFill>
+              <w14:schemeClr w14:val="tx1"/>
+            </w14:solidFill>
+          </w14:textFill>
+        </w:rPr>
         <w:drawing>
-          <wp:inline distT="0" distB="0" distL="0" distR="0">
-            <wp:extent cx="3897630" cy="8083550"/>
-            <wp:effectExtent l="0" t="0" r="7620" b="0"/>
-            <wp:docPr id="546142323" name="Picture 11"/>
+          <wp:inline distT="0" distB="0" distL="114300" distR="114300">
+            <wp:extent cx="5500370" cy="4665980"/>
+            <wp:effectExtent l="0" t="0" r="1270" b="12700"/>
+            <wp:docPr id="15" name="Picture 15" descr="User and Exam Management-2026-04-08-051115"/>
             <wp:cNvGraphicFramePr>
               <a:graphicFrameLocks xmlns:a="http://schemas.openxmlformats.org/drawingml/2006/main" noChangeAspect="1"/>
             </wp:cNvGraphicFramePr>
@@ -15435,19 +16298,13 @@
               <a:graphicData uri="http://schemas.openxmlformats.org/drawingml/2006/picture">
                 <pic:pic xmlns:pic="http://schemas.openxmlformats.org/drawingml/2006/picture">
                   <pic:nvPicPr>
-                    <pic:cNvPr id="546142323" name="Picture 11"/>
+                    <pic:cNvPr id="15" name="Picture 15" descr="User and Exam Management-2026-04-08-051115"/>
                     <pic:cNvPicPr>
                       <a:picLocks noChangeAspect="1"/>
                     </pic:cNvPicPr>
                   </pic:nvPicPr>
                   <pic:blipFill>
-                    <a:blip r:embed="rId22">
-                      <a:extLst>
-                        <a:ext uri="{28A0092B-C50C-407E-A947-70E740481C1C}">
-                          <a14:useLocalDpi xmlns:a14="http://schemas.microsoft.com/office/drawing/2010/main" val="0"/>
-                        </a:ext>
-                      </a:extLst>
-                    </a:blip>
+                    <a:blip r:embed="rId22"/>
                     <a:stretch>
                       <a:fillRect/>
                     </a:stretch>
@@ -15455,7 +16312,7 @@
                   <pic:spPr>
                     <a:xfrm>
                       <a:off x="0" y="0"/>
-                      <a:ext cx="3914742" cy="8118112"/>
+                      <a:ext cx="5500370" cy="4665980"/>
                     </a:xfrm>
                     <a:prstGeom prst="rect">
                       <a:avLst/>
@@ -15470,9 +16327,13 @@
     </w:p>
     <w:p>
       <w:pPr>
-        <w:pStyle w:val="9"/>
-        <w:jc w:val="center"/>
-        <w:rPr>
+        <w:numPr>
+          <w:ilvl w:val="0"/>
+          <w:numId w:val="0"/>
+        </w:numPr>
+        <w:ind w:left="180" w:leftChars="0"/>
+        <w:rPr>
+          <w:rFonts w:hint="default"/>
           <w:b/>
           <w:bCs/>
           <w:i w:val="0"/>
@@ -15480,6 +16341,7 @@
           <w:color w:val="000000" w:themeColor="text1"/>
           <w:sz w:val="24"/>
           <w:szCs w:val="24"/>
+          <w:lang w:val="en-US"/>
           <w14:textFill>
             <w14:solidFill>
               <w14:schemeClr w14:val="tx1"/>
@@ -15487,10 +16349,9 @@
           </w14:textFill>
         </w:rPr>
       </w:pPr>
-      <w:bookmarkStart w:id="41" w:name="_Toc183784305"/>
-      <w:bookmarkStart w:id="42" w:name="_Toc183812965"/>
-      <w:r>
-        <w:rPr>
+      <w:r>
+        <w:rPr>
+          <w:rFonts w:hint="default"/>
           <w:b/>
           <w:bCs/>
           <w:i w:val="0"/>
@@ -15498,16 +16359,25 @@
           <w:color w:val="000000" w:themeColor="text1"/>
           <w:sz w:val="24"/>
           <w:szCs w:val="24"/>
+          <w:lang w:val="en-US"/>
           <w14:textFill>
             <w14:solidFill>
               <w14:schemeClr w14:val="tx1"/>
             </w14:solidFill>
           </w14:textFill>
         </w:rPr>
-        <w:t>Figure 3.</w:t>
-      </w:r>
-      <w:r>
-        <w:rPr>
+        <w:t xml:space="preserve">   </w:t>
+      </w:r>
+    </w:p>
+    <w:p>
+      <w:pPr>
+        <w:numPr>
+          <w:ilvl w:val="0"/>
+          <w:numId w:val="0"/>
+        </w:numPr>
+        <w:ind w:left="180" w:leftChars="0"/>
+        <w:rPr>
+          <w:rFonts w:hint="default"/>
           <w:b/>
           <w:bCs/>
           <w:i w:val="0"/>
@@ -15515,16 +16385,17 @@
           <w:color w:val="000000" w:themeColor="text1"/>
           <w:sz w:val="24"/>
           <w:szCs w:val="24"/>
+          <w:lang w:val="en-US"/>
           <w14:textFill>
             <w14:solidFill>
               <w14:schemeClr w14:val="tx1"/>
             </w14:solidFill>
           </w14:textFill>
         </w:rPr>
-        <w:fldChar w:fldCharType="begin"/>
-      </w:r>
-      <w:r>
-        <w:rPr>
+      </w:pPr>
+      <w:r>
+        <w:rPr>
+          <w:rFonts w:hint="default"/>
           <w:b/>
           <w:bCs/>
           <w:i w:val="0"/>
@@ -15532,16 +16403,25 @@
           <w:color w:val="000000" w:themeColor="text1"/>
           <w:sz w:val="24"/>
           <w:szCs w:val="24"/>
+          <w:lang w:val="en-US"/>
           <w14:textFill>
             <w14:solidFill>
               <w14:schemeClr w14:val="tx1"/>
             </w14:solidFill>
           </w14:textFill>
         </w:rPr>
-        <w:instrText xml:space="preserve"> SEQ Figure_3. \* ARABIC </w:instrText>
-      </w:r>
-      <w:r>
-        <w:rPr>
+        <w:t>Figure 3.1.4.3:Physical DFD of  Online Examination System</w:t>
+      </w:r>
+    </w:p>
+    <w:p>
+      <w:pPr>
+        <w:numPr>
+          <w:ilvl w:val="0"/>
+          <w:numId w:val="0"/>
+        </w:numPr>
+        <w:ind w:left="180" w:leftChars="0"/>
+        <w:rPr>
+          <w:rFonts w:hint="default"/>
           <w:b/>
           <w:bCs/>
           <w:i w:val="0"/>
@@ -15549,151 +16429,219 @@
           <w:color w:val="000000" w:themeColor="text1"/>
           <w:sz w:val="24"/>
           <w:szCs w:val="24"/>
+          <w:lang w:val="en-US"/>
           <w14:textFill>
             <w14:solidFill>
               <w14:schemeClr w14:val="tx1"/>
             </w14:solidFill>
           </w14:textFill>
         </w:rPr>
-        <w:fldChar w:fldCharType="separate"/>
-      </w:r>
-      <w:r>
-        <w:rPr>
-          <w:b/>
-          <w:bCs/>
-          <w:i w:val="0"/>
-          <w:iCs w:val="0"/>
-          <w:color w:val="000000" w:themeColor="text1"/>
+      </w:pPr>
+    </w:p>
+    <w:p>
+      <w:pPr>
+        <w:rPr>
+          <w:rFonts w:hint="default"/>
+          <w:b/>
+          <w:bCs/>
+          <w:lang w:val="en-US"/>
+        </w:rPr>
+      </w:pPr>
+      <w:r>
+        <w:rPr>
+          <w:b/>
+          <w:bCs/>
+        </w:rPr>
+        <w:t>3.</w:t>
+      </w:r>
+      <w:bookmarkEnd w:id="39"/>
+      <w:r>
+        <w:rPr>
+          <w:rFonts w:hint="default"/>
+          <w:b/>
+          <w:bCs/>
+          <w:lang w:val="en-US"/>
+        </w:rPr>
+        <w:t>2 System Design</w:t>
+      </w:r>
+    </w:p>
+    <w:p>
+      <w:pPr>
+        <w:keepNext w:val="0"/>
+        <w:keepLines w:val="0"/>
+        <w:widowControl/>
+        <w:suppressLineNumbers w:val="0"/>
+        <w:jc w:val="left"/>
+      </w:pPr>
+      <w:r>
+        <w:rPr>
+          <w:rFonts w:hint="default" w:ascii="Times New Roman" w:hAnsi="Times New Roman" w:eastAsia="SimSun" w:cs="Times New Roman"/>
+          <w:color w:val="000000"/>
+          <w:kern w:val="0"/>
           <w:sz w:val="24"/>
           <w:szCs w:val="24"/>
-          <w14:textFill>
-            <w14:solidFill>
-              <w14:schemeClr w14:val="tx1"/>
-            </w14:solidFill>
-          </w14:textFill>
-        </w:rPr>
-        <w:t>5</w:t>
-      </w:r>
-      <w:r>
-        <w:rPr>
-          <w:b/>
-          <w:bCs/>
-          <w:i w:val="0"/>
-          <w:iCs w:val="0"/>
-          <w:color w:val="000000" w:themeColor="text1"/>
+          <w:lang w:val="en-US" w:eastAsia="zh-CN" w:bidi="ar"/>
+        </w:rPr>
+        <w:t xml:space="preserve">The sentiment analysis system design defines component interactions, focusing on data, </w:t>
+      </w:r>
+    </w:p>
+    <w:p>
+      <w:pPr>
+        <w:keepNext w:val="0"/>
+        <w:keepLines w:val="0"/>
+        <w:widowControl/>
+        <w:suppressLineNumbers w:val="0"/>
+        <w:jc w:val="left"/>
+      </w:pPr>
+      <w:r>
+        <w:rPr>
+          <w:rFonts w:hint="default" w:ascii="Times New Roman" w:hAnsi="Times New Roman" w:eastAsia="SimSun" w:cs="Times New Roman"/>
+          <w:color w:val="000000"/>
+          <w:kern w:val="0"/>
           <w:sz w:val="24"/>
           <w:szCs w:val="24"/>
-          <w14:textFill>
-            <w14:solidFill>
-              <w14:schemeClr w14:val="tx1"/>
-            </w14:solidFill>
-          </w14:textFill>
-        </w:rPr>
-        <w:fldChar w:fldCharType="end"/>
-      </w:r>
-      <w:r>
-        <w:rPr>
-          <w:b/>
-          <w:bCs/>
-          <w:i w:val="0"/>
-          <w:iCs w:val="0"/>
-          <w:color w:val="000000" w:themeColor="text1"/>
+          <w:lang w:val="en-US" w:eastAsia="zh-CN" w:bidi="ar"/>
+        </w:rPr>
+        <w:t xml:space="preserve">process and component modeling to ensue seamless functionality for authentication and </w:t>
+      </w:r>
+    </w:p>
+    <w:p>
+      <w:pPr>
+        <w:keepNext w:val="0"/>
+        <w:keepLines w:val="0"/>
+        <w:widowControl/>
+        <w:suppressLineNumbers w:val="0"/>
+        <w:jc w:val="left"/>
+      </w:pPr>
+      <w:r>
+        <w:rPr>
+          <w:rFonts w:hint="default" w:ascii="Times New Roman" w:hAnsi="Times New Roman" w:eastAsia="SimSun" w:cs="Times New Roman"/>
+          <w:color w:val="000000"/>
+          <w:kern w:val="0"/>
           <w:sz w:val="24"/>
           <w:szCs w:val="24"/>
-          <w14:textFill>
-            <w14:solidFill>
-              <w14:schemeClr w14:val="tx1"/>
-            </w14:solidFill>
-          </w14:textFill>
-        </w:rPr>
-        <w:t xml:space="preserve">: Sequence diagram for </w:t>
-      </w:r>
-      <w:bookmarkEnd w:id="41"/>
-      <w:bookmarkEnd w:id="42"/>
-      <w:r>
-        <w:rPr>
-          <w:b/>
-          <w:bCs/>
-          <w:i w:val="0"/>
-          <w:iCs w:val="0"/>
-          <w:color w:val="000000" w:themeColor="text1"/>
-          <w:sz w:val="24"/>
-          <w:szCs w:val="24"/>
-          <w14:textFill>
-            <w14:solidFill>
-              <w14:schemeClr w14:val="tx1"/>
-            </w14:solidFill>
-          </w14:textFill>
-        </w:rPr>
-        <w:t>Online Examination System</w:t>
-      </w:r>
-      <w:bookmarkStart w:id="43" w:name="_Toc182943103"/>
-    </w:p>
-    <w:p>
-      <w:pPr>
-        <w:rPr>
-          <w:b/>
-          <w:bCs/>
-        </w:rPr>
-      </w:pPr>
-      <w:r>
-        <w:rPr>
-          <w:b/>
-          <w:bCs/>
-        </w:rPr>
-        <w:t>3.1.5 Process Modeling using Activity Diagram</w:t>
-      </w:r>
-      <w:bookmarkEnd w:id="43"/>
-    </w:p>
-    <w:p>
-      <w:pPr>
-        <w:rPr>
-          <w:b/>
-          <w:bCs/>
-        </w:rPr>
-      </w:pPr>
-      <w:r>
-        <w:rPr>
-          <w:rFonts w:eastAsia="SimSun"/>
-        </w:rPr>
-        <w:drawing>
-          <wp:inline distT="0" distB="0" distL="114300" distR="114300">
-            <wp:extent cx="5337175" cy="8239125"/>
-            <wp:effectExtent l="0" t="0" r="0" b="9525"/>
-            <wp:docPr id="29" name="Picture 29" descr="user activity"/>
-            <wp:cNvGraphicFramePr>
-              <a:graphicFrameLocks xmlns:a="http://schemas.openxmlformats.org/drawingml/2006/main" noChangeAspect="1"/>
-            </wp:cNvGraphicFramePr>
-            <a:graphic xmlns:a="http://schemas.openxmlformats.org/drawingml/2006/main">
-              <a:graphicData uri="http://schemas.openxmlformats.org/drawingml/2006/picture">
-                <pic:pic xmlns:pic="http://schemas.openxmlformats.org/drawingml/2006/picture">
-                  <pic:nvPicPr>
-                    <pic:cNvPr id="29" name="Picture 29" descr="user activity"/>
-                    <pic:cNvPicPr>
-                      <a:picLocks noChangeAspect="1"/>
-                    </pic:cNvPicPr>
-                  </pic:nvPicPr>
-                  <pic:blipFill>
-                    <a:blip r:embed="rId23"/>
-                    <a:stretch>
-                      <a:fillRect/>
-                    </a:stretch>
-                  </pic:blipFill>
-                  <pic:spPr>
-                    <a:xfrm>
-                      <a:off x="0" y="0"/>
-                      <a:ext cx="5342502" cy="8247448"/>
-                    </a:xfrm>
-                    <a:prstGeom prst="rect">
-                      <a:avLst/>
-                    </a:prstGeom>
-                  </pic:spPr>
-                </pic:pic>
-              </a:graphicData>
-            </a:graphic>
-          </wp:inline>
-        </w:drawing>
-      </w:r>
+          <w:lang w:val="en-US" w:eastAsia="zh-CN" w:bidi="ar"/>
+        </w:rPr>
+        <w:t xml:space="preserve">purchase. </w:t>
+      </w:r>
+    </w:p>
+    <w:p>
+      <w:pPr>
+        <w:keepNext w:val="0"/>
+        <w:keepLines w:val="0"/>
+        <w:widowControl/>
+        <w:suppressLineNumbers w:val="0"/>
+        <w:jc w:val="left"/>
+      </w:pPr>
+    </w:p>
+    <w:p>
+      <w:pPr>
+        <w:keepNext w:val="0"/>
+        <w:keepLines w:val="0"/>
+        <w:widowControl/>
+        <w:suppressLineNumbers w:val="0"/>
+        <w:jc w:val="left"/>
+        <w:rPr>
+          <w:rFonts w:hint="default"/>
+          <w:b/>
+          <w:bCs/>
+          <w:lang w:val="en-US"/>
+        </w:rPr>
+      </w:pPr>
+      <w:r>
+        <w:rPr>
+          <w:rFonts w:hint="default"/>
+          <w:b/>
+          <w:bCs/>
+          <w:lang w:val="en-US"/>
+        </w:rPr>
+        <w:t>3.2.1 Architectural Design</w:t>
+      </w:r>
+    </w:p>
+    <w:p>
+      <w:pPr>
+        <w:rPr>
+          <w:rFonts w:hint="default"/>
+          <w:b/>
+          <w:bCs/>
+          <w:lang w:val="en-US"/>
+        </w:rPr>
+      </w:pPr>
+    </w:p>
+    <w:p>
+      <w:pPr>
+        <w:rPr>
+          <w:rFonts w:hint="default"/>
+          <w:b/>
+          <w:bCs/>
+          <w:lang w:val="en-US"/>
+        </w:rPr>
+      </w:pPr>
+    </w:p>
+    <w:p>
+      <w:pPr>
+        <w:rPr>
+          <w:rFonts w:hint="default"/>
+          <w:b/>
+          <w:bCs/>
+          <w:lang w:val="en-US"/>
+        </w:rPr>
+      </w:pPr>
+      <w:r>
+        <w:rPr>
+          <w:rFonts w:hint="default"/>
+          <w:b/>
+          <w:bCs/>
+          <w:lang w:val="en-US"/>
+        </w:rPr>
+        <w:t xml:space="preserve">  </w:t>
+      </w:r>
+    </w:p>
+    <w:p>
+      <w:pPr>
+        <w:rPr>
+          <w:rFonts w:hint="default"/>
+          <w:b/>
+          <w:bCs/>
+          <w:lang w:val="en-US"/>
+        </w:rPr>
+      </w:pPr>
+      <w:r>
+        <w:rPr>
+          <w:rFonts w:hint="default"/>
+          <w:b/>
+          <w:bCs/>
+          <w:lang w:val="en-US"/>
+        </w:rPr>
+        <w:t xml:space="preserve"> </w:t>
+      </w:r>
+    </w:p>
+    <w:p>
+      <w:pPr>
+        <w:rPr>
+          <w:rFonts w:hint="default"/>
+          <w:b/>
+          <w:bCs/>
+          <w:lang w:val="en-US"/>
+        </w:rPr>
+      </w:pPr>
+      <w:r>
+        <w:rPr>
+          <w:rFonts w:hint="default"/>
+          <w:b/>
+          <w:bCs/>
+          <w:lang w:val="en-US"/>
+        </w:rPr>
+        <w:t xml:space="preserve">      Figure Architectural Design Of online examination system</w:t>
+      </w:r>
+    </w:p>
+    <w:p>
+      <w:pPr>
+        <w:rPr>
+          <w:b/>
+          <w:bCs/>
+        </w:rPr>
+      </w:pPr>
     </w:p>
     <w:p>
       <w:pPr>
@@ -15762,49 +16710,6 @@
           <w:bCs/>
         </w:rPr>
       </w:pPr>
-      <w:r>
-        <w:rPr>
-          <w:b/>
-          <w:bCs/>
-        </w:rPr>
-        <w:drawing>
-          <wp:inline distT="0" distB="0" distL="114300" distR="114300">
-            <wp:extent cx="4954905" cy="8191500"/>
-            <wp:effectExtent l="0" t="0" r="0" b="0"/>
-            <wp:docPr id="24" name="Picture 24" descr="student act"/>
-            <wp:cNvGraphicFramePr>
-              <a:graphicFrameLocks xmlns:a="http://schemas.openxmlformats.org/drawingml/2006/main" noChangeAspect="1"/>
-            </wp:cNvGraphicFramePr>
-            <a:graphic xmlns:a="http://schemas.openxmlformats.org/drawingml/2006/main">
-              <a:graphicData uri="http://schemas.openxmlformats.org/drawingml/2006/picture">
-                <pic:pic xmlns:pic="http://schemas.openxmlformats.org/drawingml/2006/picture">
-                  <pic:nvPicPr>
-                    <pic:cNvPr id="24" name="Picture 24" descr="student act"/>
-                    <pic:cNvPicPr>
-                      <a:picLocks noChangeAspect="1"/>
-                    </pic:cNvPicPr>
-                  </pic:nvPicPr>
-                  <pic:blipFill>
-                    <a:blip r:embed="rId24"/>
-                    <a:stretch>
-                      <a:fillRect/>
-                    </a:stretch>
-                  </pic:blipFill>
-                  <pic:spPr>
-                    <a:xfrm>
-                      <a:off x="0" y="0"/>
-                      <a:ext cx="4954905" cy="8191500"/>
-                    </a:xfrm>
-                    <a:prstGeom prst="rect">
-                      <a:avLst/>
-                    </a:prstGeom>
-                  </pic:spPr>
-                </pic:pic>
-              </a:graphicData>
-            </a:graphic>
-          </wp:inline>
-        </w:drawing>
-      </w:r>
     </w:p>
     <w:p>
       <w:pPr>
@@ -15821,8 +16726,8 @@
           </w14:textFill>
         </w:rPr>
       </w:pPr>
-      <w:bookmarkStart w:id="44" w:name="_Toc183784306"/>
-      <w:bookmarkStart w:id="45" w:name="_Toc183812966"/>
+      <w:bookmarkStart w:id="40" w:name="_Toc183812966"/>
+      <w:bookmarkStart w:id="41" w:name="_Toc183784306"/>
       <w:r>
         <w:rPr>
           <w:b/>
@@ -15927,8 +16832,8 @@
         </w:rPr>
         <w:t xml:space="preserve">: Admin Activity Diagram for </w:t>
       </w:r>
-      <w:bookmarkEnd w:id="44"/>
-      <w:bookmarkEnd w:id="45"/>
+      <w:bookmarkEnd w:id="40"/>
+      <w:bookmarkEnd w:id="41"/>
       <w:r>
         <w:rPr>
           <w:b/>
@@ -16251,7 +17156,7 @@
                     </pic:cNvPicPr>
                   </pic:nvPicPr>
                   <pic:blipFill>
-                    <a:blip r:embed="rId25"/>
+                    <a:blip r:embed="rId23"/>
                     <a:stretch>
                       <a:fillRect/>
                     </a:stretch>
@@ -16271,9 +17176,9 @@
           </wp:inline>
         </w:drawing>
       </w:r>
-      <w:bookmarkStart w:id="46" w:name="_Toc183812967"/>
-      <w:bookmarkStart w:id="47" w:name="_Toc183784307"/>
-      <w:bookmarkStart w:id="48" w:name="_Toc182943104"/>
+      <w:bookmarkStart w:id="42" w:name="_Toc183812967"/>
+      <w:bookmarkStart w:id="43" w:name="_Toc183784307"/>
+      <w:bookmarkStart w:id="44" w:name="_Toc182943104"/>
     </w:p>
     <w:p>
       <w:pPr>
@@ -16388,8 +17293,8 @@
         </w:rPr>
         <w:t xml:space="preserve">: User Activity Diagram for </w:t>
       </w:r>
-      <w:bookmarkEnd w:id="46"/>
-      <w:bookmarkEnd w:id="47"/>
+      <w:bookmarkEnd w:id="42"/>
+      <w:bookmarkEnd w:id="43"/>
       <w:r>
         <w:rPr>
           <w:b/>
@@ -16427,7 +17332,7 @@
           <w:bCs/>
         </w:rPr>
       </w:pPr>
-      <w:bookmarkStart w:id="49" w:name="_Toc215569789"/>
+      <w:bookmarkStart w:id="45" w:name="_Toc215569789"/>
       <w:r>
         <w:rPr>
           <w:rStyle w:val="29"/>
@@ -16436,8 +17341,8 @@
         </w:rPr>
         <w:t>3.2 System Design</w:t>
       </w:r>
-      <w:bookmarkEnd w:id="48"/>
-      <w:bookmarkEnd w:id="49"/>
+      <w:bookmarkEnd w:id="44"/>
+      <w:bookmarkEnd w:id="45"/>
     </w:p>
     <w:p>
       <w:r>
@@ -16503,8 +17408,8 @@
         <w:keepNext/>
         <w:spacing w:before="240"/>
       </w:pPr>
-      <w:bookmarkStart w:id="50" w:name="_Toc183784308"/>
-      <w:bookmarkStart w:id="51" w:name="_Toc183812968"/>
+      <w:bookmarkStart w:id="46" w:name="_Toc183784308"/>
+      <w:bookmarkStart w:id="47" w:name="_Toc183812968"/>
       <w:r>
         <w:drawing>
           <wp:inline distT="0" distB="0" distL="0" distR="0">
@@ -16524,7 +17429,7 @@
                     </pic:cNvPicPr>
                   </pic:nvPicPr>
                   <pic:blipFill>
-                    <a:blip r:embed="rId26">
+                    <a:blip r:embed="rId24">
                       <a:extLst>
                         <a:ext uri="{28A0092B-C50C-407E-A947-70E740481C1C}">
                           <a14:useLocalDpi xmlns:a14="http://schemas.microsoft.com/office/drawing/2010/main" val="0"/>
@@ -16689,8 +17594,8 @@
         </w:rPr>
         <w:t xml:space="preserve">: Refinement of Class Diagram for </w:t>
       </w:r>
-      <w:bookmarkEnd w:id="50"/>
-      <w:bookmarkEnd w:id="51"/>
+      <w:bookmarkEnd w:id="46"/>
+      <w:bookmarkEnd w:id="47"/>
       <w:r>
         <w:rPr>
           <w:b/>
@@ -16768,7 +17673,7 @@
                     </pic:cNvPicPr>
                   </pic:nvPicPr>
                   <pic:blipFill>
-                    <a:blip r:embed="rId20"/>
+                    <a:blip r:embed="rId25"/>
                     <a:stretch>
                       <a:fillRect/>
                     </a:stretch>
@@ -16804,8 +17709,8 @@
           </w14:textFill>
         </w:rPr>
       </w:pPr>
-      <w:bookmarkStart w:id="52" w:name="_Toc183812969"/>
-      <w:bookmarkStart w:id="53" w:name="_Toc183784309"/>
+      <w:bookmarkStart w:id="48" w:name="_Toc183812969"/>
+      <w:bookmarkStart w:id="49" w:name="_Toc183784309"/>
       <w:r>
         <w:rPr>
           <w:b/>
@@ -16897,8 +17802,8 @@
         </w:rPr>
         <w:t xml:space="preserve">: Component Diagram for </w:t>
       </w:r>
-      <w:bookmarkEnd w:id="52"/>
-      <w:bookmarkEnd w:id="53"/>
+      <w:bookmarkEnd w:id="48"/>
+      <w:bookmarkEnd w:id="49"/>
       <w:r>
         <w:rPr>
           <w:b/>
@@ -16958,7 +17863,7 @@
                     </pic:cNvPicPr>
                   </pic:nvPicPr>
                   <pic:blipFill>
-                    <a:blip r:embed="rId27"/>
+                    <a:blip r:embed="rId26"/>
                     <a:stretch>
                       <a:fillRect/>
                     </a:stretch>
@@ -16998,8 +17903,8 @@
           </w14:textFill>
         </w:rPr>
       </w:pPr>
-      <w:bookmarkStart w:id="54" w:name="_Toc183784310"/>
-      <w:bookmarkStart w:id="55" w:name="_Toc183812970"/>
+      <w:bookmarkStart w:id="50" w:name="_Toc183812970"/>
+      <w:bookmarkStart w:id="51" w:name="_Toc183784310"/>
       <w:r>
         <w:rPr>
           <w:b/>
@@ -17119,9 +18024,9 @@
         </w:rPr>
         <w:t xml:space="preserve">: Deployment Diagram for </w:t>
       </w:r>
-      <w:bookmarkEnd w:id="54"/>
-      <w:bookmarkEnd w:id="55"/>
-      <w:bookmarkStart w:id="56" w:name="_Toc182943105"/>
+      <w:bookmarkEnd w:id="50"/>
+      <w:bookmarkEnd w:id="51"/>
+      <w:bookmarkStart w:id="52" w:name="_Toc182943105"/>
       <w:r>
         <w:rPr>
           <w:b/>
@@ -17150,15 +18055,15 @@
           <w:b w:val="0"/>
         </w:rPr>
       </w:pPr>
-      <w:bookmarkStart w:id="57" w:name="_Toc215569790"/>
+      <w:bookmarkStart w:id="53" w:name="_Toc215569790"/>
       <w:r>
         <w:t>3.3 Algorithm</w:t>
       </w:r>
-      <w:bookmarkEnd w:id="56"/>
+      <w:bookmarkEnd w:id="52"/>
       <w:r>
         <w:t xml:space="preserve"> for Online Examination System:</w:t>
       </w:r>
-      <w:bookmarkEnd w:id="57"/>
+      <w:bookmarkEnd w:id="53"/>
     </w:p>
     <w:p>
       <w:pPr>
@@ -17208,30 +18113,21 @@
       </w:r>
       <w:r>
         <w:rPr>
+          <w:rFonts w:hint="default"/>
           <w:b/>
           <w:bCs/>
           <w:szCs w:val="24"/>
           <w:lang w:val="en-US"/>
         </w:rPr>
-        <w:t>Boundary</w:t>
-      </w:r>
-      <w:r>
-        <w:rPr>
-          <w:rFonts w:hint="default"/>
-          <w:b/>
-          <w:bCs/>
-          <w:szCs w:val="24"/>
-          <w:lang w:val="en-US"/>
-        </w:rPr>
-        <w:t xml:space="preserve"> Value</w:t>
-      </w:r>
-      <w:r>
-        <w:rPr>
-          <w:b/>
-          <w:bCs/>
-          <w:szCs w:val="24"/>
-        </w:rPr>
-        <w:t xml:space="preserve"> Ranking Algorithm</w:t>
+        <w:t xml:space="preserve">Performance Evaluation </w:t>
+      </w:r>
+      <w:r>
+        <w:rPr>
+          <w:b/>
+          <w:bCs/>
+          <w:szCs w:val="24"/>
+        </w:rPr>
+        <w:t>Ranking Algorithm</w:t>
       </w:r>
     </w:p>
     <w:p>
@@ -17694,7 +18590,7 @@
       <w:pPr>
         <w:numPr>
           <w:ilvl w:val="0"/>
-          <w:numId w:val="6"/>
+          <w:numId w:val="7"/>
         </w:numPr>
         <w:jc w:val="both"/>
         <w:rPr>
@@ -17712,7 +18608,7 @@
       <w:pPr>
         <w:numPr>
           <w:ilvl w:val="0"/>
-          <w:numId w:val="6"/>
+          <w:numId w:val="7"/>
         </w:numPr>
         <w:jc w:val="both"/>
         <w:rPr>
@@ -17730,7 +18626,7 @@
       <w:pPr>
         <w:numPr>
           <w:ilvl w:val="0"/>
-          <w:numId w:val="6"/>
+          <w:numId w:val="7"/>
         </w:numPr>
         <w:jc w:val="both"/>
         <w:rPr>
@@ -17748,7 +18644,7 @@
       <w:pPr>
         <w:numPr>
           <w:ilvl w:val="0"/>
-          <w:numId w:val="6"/>
+          <w:numId w:val="7"/>
         </w:numPr>
         <w:jc w:val="both"/>
         <w:rPr>
@@ -17954,7 +18850,7 @@
       <w:pPr>
         <w:numPr>
           <w:ilvl w:val="0"/>
-          <w:numId w:val="6"/>
+          <w:numId w:val="7"/>
         </w:numPr>
         <w:jc w:val="both"/>
         <w:rPr>
@@ -17972,7 +18868,7 @@
       <w:pPr>
         <w:numPr>
           <w:ilvl w:val="0"/>
-          <w:numId w:val="6"/>
+          <w:numId w:val="7"/>
         </w:numPr>
         <w:jc w:val="both"/>
         <w:rPr>
@@ -17990,7 +18886,7 @@
       <w:pPr>
         <w:numPr>
           <w:ilvl w:val="0"/>
-          <w:numId w:val="6"/>
+          <w:numId w:val="7"/>
         </w:numPr>
         <w:jc w:val="both"/>
         <w:rPr>
@@ -18198,16 +19094,16 @@
       <w:r>
         <w:br w:type="page"/>
       </w:r>
-      <w:bookmarkStart w:id="58" w:name="_Toc113374126"/>
-      <w:bookmarkStart w:id="59" w:name="_Toc215569791"/>
+      <w:bookmarkStart w:id="54" w:name="_Toc113374126"/>
+      <w:bookmarkStart w:id="55" w:name="_Toc215569791"/>
       <w:r>
         <w:t xml:space="preserve">CHAPTER </w:t>
       </w:r>
-      <w:bookmarkEnd w:id="58"/>
+      <w:bookmarkEnd w:id="54"/>
       <w:r>
         <w:t>4</w:t>
       </w:r>
-      <w:bookmarkStart w:id="60" w:name="_Toc113374127"/>
+      <w:bookmarkStart w:id="56" w:name="_Toc113374127"/>
       <w:r>
         <w:t xml:space="preserve"> </w:t>
       </w:r>
@@ -18217,21 +19113,21 @@
       <w:r>
         <w:t>IMPLEMENTATION AND TESTING</w:t>
       </w:r>
-      <w:bookmarkEnd w:id="59"/>
-      <w:bookmarkEnd w:id="60"/>
+      <w:bookmarkEnd w:id="55"/>
+      <w:bookmarkEnd w:id="56"/>
     </w:p>
     <w:p>
       <w:pPr>
         <w:pStyle w:val="3"/>
         <w:spacing w:line="360" w:lineRule="auto"/>
       </w:pPr>
-      <w:bookmarkStart w:id="61" w:name="_Toc113374128"/>
-      <w:bookmarkStart w:id="62" w:name="_Toc215569792"/>
+      <w:bookmarkStart w:id="57" w:name="_Toc215569792"/>
+      <w:bookmarkStart w:id="58" w:name="_Toc113374128"/>
       <w:r>
         <w:t>4.1. Implementation</w:t>
       </w:r>
-      <w:bookmarkEnd w:id="61"/>
-      <w:bookmarkEnd w:id="62"/>
+      <w:bookmarkEnd w:id="57"/>
+      <w:bookmarkEnd w:id="58"/>
     </w:p>
     <w:p>
       <w:pPr>
@@ -18539,7 +19435,7 @@
           <w:bCs/>
         </w:rPr>
       </w:pPr>
-      <w:bookmarkStart w:id="63" w:name="_Toc113374129"/>
+      <w:bookmarkStart w:id="59" w:name="_Toc113374129"/>
       <w:r>
         <w:rPr>
           <w:b/>
@@ -18547,7 +19443,7 @@
         </w:rPr>
         <w:t>4.1.1. Tools Used (CASE tools, Programming language, Database platforms)</w:t>
       </w:r>
-      <w:bookmarkEnd w:id="63"/>
+      <w:bookmarkEnd w:id="59"/>
     </w:p>
     <w:p>
       <w:pPr>
@@ -18555,7 +19451,7 @@
         <w:ind w:right="22"/>
         <w:jc w:val="both"/>
       </w:pPr>
-      <w:bookmarkStart w:id="64" w:name="_Toc113374130"/>
+      <w:bookmarkStart w:id="60" w:name="_Toc113374130"/>
       <w:r>
         <w:t>The</w:t>
       </w:r>
@@ -18808,7 +19704,7 @@
         <w:pStyle w:val="32"/>
         <w:numPr>
           <w:ilvl w:val="0"/>
-          <w:numId w:val="7"/>
+          <w:numId w:val="8"/>
         </w:numPr>
         <w:tabs>
           <w:tab w:val="left" w:pos="2341"/>
@@ -18889,7 +19785,7 @@
         <w:pStyle w:val="32"/>
         <w:numPr>
           <w:ilvl w:val="0"/>
-          <w:numId w:val="7"/>
+          <w:numId w:val="8"/>
         </w:numPr>
         <w:tabs>
           <w:tab w:val="left" w:pos="2341"/>
@@ -18907,7 +19803,7 @@
         <w:pStyle w:val="32"/>
         <w:numPr>
           <w:ilvl w:val="0"/>
-          <w:numId w:val="7"/>
+          <w:numId w:val="8"/>
         </w:numPr>
         <w:tabs>
           <w:tab w:val="left" w:pos="2341"/>
@@ -18967,8 +19863,8 @@
           </w14:textFill>
         </w:rPr>
       </w:pPr>
-      <w:bookmarkStart w:id="65" w:name="_Toc183786971"/>
-      <w:bookmarkStart w:id="66" w:name="_Toc183813365"/>
+      <w:bookmarkStart w:id="61" w:name="_Toc183786971"/>
+      <w:bookmarkStart w:id="62" w:name="_Toc183813365"/>
       <w:r>
         <w:rPr>
           <w:b/>
@@ -19088,7 +19984,7 @@
         </w:rPr>
         <w:t xml:space="preserve">: Tools Used </w:t>
       </w:r>
-      <w:bookmarkEnd w:id="65"/>
+      <w:bookmarkEnd w:id="61"/>
       <w:r>
         <w:rPr>
           <w:b/>
@@ -19106,7 +20002,7 @@
         </w:rPr>
         <w:t xml:space="preserve">for </w:t>
       </w:r>
-      <w:bookmarkEnd w:id="66"/>
+      <w:bookmarkEnd w:id="62"/>
       <w:r>
         <w:rPr>
           <w:b/>
@@ -19934,8 +20830,6 @@
         </w:rPr>
         <w:t>, prototypes, and user interface designs to improve the visual layout and user experience.</w:t>
       </w:r>
-      <w:bookmarkStart w:id="103" w:name="_GoBack"/>
-      <w:bookmarkEnd w:id="103"/>
     </w:p>
     <w:p>
       <w:pPr>
@@ -19990,8 +20884,8 @@
         </w:rPr>
         <w:t>4.1.2. Implementation Details of Modules (Description of procedures/functions)</w:t>
       </w:r>
-      <w:bookmarkEnd w:id="64"/>
-      <w:bookmarkStart w:id="67" w:name="_Toc113374131"/>
+      <w:bookmarkEnd w:id="60"/>
+      <w:bookmarkStart w:id="63" w:name="_Toc113374131"/>
     </w:p>
     <w:p>
       <w:pPr>
@@ -20298,12 +21192,12 @@
         <w:pStyle w:val="3"/>
         <w:spacing w:line="360" w:lineRule="auto"/>
       </w:pPr>
-      <w:bookmarkStart w:id="68" w:name="_Toc215569793"/>
+      <w:bookmarkStart w:id="64" w:name="_Toc215569793"/>
       <w:r>
         <w:t>4.2. Testing</w:t>
       </w:r>
-      <w:bookmarkEnd w:id="67"/>
-      <w:bookmarkEnd w:id="68"/>
+      <w:bookmarkEnd w:id="63"/>
+      <w:bookmarkEnd w:id="64"/>
     </w:p>
     <w:p>
       <w:pPr>
@@ -20311,7 +21205,7 @@
         <w:ind w:right="22"/>
         <w:jc w:val="both"/>
       </w:pPr>
-      <w:bookmarkStart w:id="69" w:name="_Toc113374132"/>
+      <w:bookmarkStart w:id="65" w:name="_Toc113374132"/>
       <w:r>
         <w:t>Based on the software requirement specification document, testing was performed to</w:t>
       </w:r>
@@ -20635,7 +21529,7 @@
       <w:r>
         <w:t>4.2.1. Test Cases for Unit Testing</w:t>
       </w:r>
-      <w:bookmarkEnd w:id="69"/>
+      <w:bookmarkEnd w:id="65"/>
     </w:p>
     <w:p>
       <w:pPr>
@@ -20888,8 +21782,8 @@
           </w14:textFill>
         </w:rPr>
       </w:pPr>
-      <w:bookmarkStart w:id="70" w:name="_Toc183786972"/>
-      <w:bookmarkStart w:id="71" w:name="_Toc183813366"/>
+      <w:bookmarkStart w:id="66" w:name="_Toc183786972"/>
+      <w:bookmarkStart w:id="67" w:name="_Toc183813366"/>
       <w:r>
         <w:rPr>
           <w:b/>
@@ -21009,7 +21903,7 @@
         </w:rPr>
         <w:t>: Registration test case</w:t>
       </w:r>
-      <w:bookmarkEnd w:id="70"/>
+      <w:bookmarkEnd w:id="66"/>
       <w:r>
         <w:rPr>
           <w:b/>
@@ -21027,7 +21921,7 @@
         </w:rPr>
         <w:t xml:space="preserve"> for </w:t>
       </w:r>
-      <w:bookmarkEnd w:id="71"/>
+      <w:bookmarkEnd w:id="67"/>
       <w:r>
         <w:rPr>
           <w:b/>
@@ -21678,6 +22572,12 @@
             <w:insideH w:val="single" w:color="auto" w:sz="4" w:space="0"/>
             <w:insideV w:val="single" w:color="auto" w:sz="4" w:space="0"/>
           </w:tblBorders>
+          <w:tblCellMar>
+            <w:top w:w="0" w:type="dxa"/>
+            <w:left w:w="108" w:type="dxa"/>
+            <w:bottom w:w="0" w:type="dxa"/>
+            <w:right w:w="108" w:type="dxa"/>
+          </w:tblCellMar>
         </w:tblPrEx>
         <w:tc>
           <w:tcPr>
@@ -22261,8 +23161,8 @@
           </w14:textFill>
         </w:rPr>
       </w:pPr>
-      <w:bookmarkStart w:id="72" w:name="_Toc183786973"/>
-      <w:bookmarkStart w:id="73" w:name="_Toc183813367"/>
+      <w:bookmarkStart w:id="68" w:name="_Toc183786973"/>
+      <w:bookmarkStart w:id="69" w:name="_Toc183813367"/>
       <w:r>
         <w:rPr>
           <w:b/>
@@ -22382,7 +23282,7 @@
         </w:rPr>
         <w:t>: Login test case</w:t>
       </w:r>
-      <w:bookmarkEnd w:id="72"/>
+      <w:bookmarkEnd w:id="68"/>
       <w:r>
         <w:rPr>
           <w:b/>
@@ -22400,7 +23300,7 @@
         </w:rPr>
         <w:t xml:space="preserve"> for </w:t>
       </w:r>
-      <w:bookmarkEnd w:id="73"/>
+      <w:bookmarkEnd w:id="69"/>
       <w:r>
         <w:rPr>
           <w:b/>
@@ -23283,8 +24183,8 @@
           </w14:textFill>
         </w:rPr>
       </w:pPr>
-      <w:bookmarkStart w:id="74" w:name="_Toc183786974"/>
-      <w:bookmarkStart w:id="75" w:name="_Toc183813368"/>
+      <w:bookmarkStart w:id="70" w:name="_Toc183786974"/>
+      <w:bookmarkStart w:id="71" w:name="_Toc183813368"/>
       <w:r>
         <w:rPr>
           <w:b/>
@@ -23404,7 +24304,7 @@
         </w:rPr>
         <w:t>: Admin login test case</w:t>
       </w:r>
-      <w:bookmarkEnd w:id="74"/>
+      <w:bookmarkEnd w:id="70"/>
       <w:r>
         <w:rPr>
           <w:b/>
@@ -23422,7 +24322,7 @@
         </w:rPr>
         <w:t xml:space="preserve"> for </w:t>
       </w:r>
-      <w:bookmarkEnd w:id="75"/>
+      <w:bookmarkEnd w:id="71"/>
       <w:r>
         <w:rPr>
           <w:b/>
@@ -23965,8 +24865,8 @@
           </w14:textFill>
         </w:rPr>
       </w:pPr>
-      <w:bookmarkStart w:id="76" w:name="_Toc183786975"/>
-      <w:bookmarkStart w:id="77" w:name="_Toc183813369"/>
+      <w:bookmarkStart w:id="72" w:name="_Toc183786975"/>
+      <w:bookmarkStart w:id="73" w:name="_Toc183813369"/>
       <w:r>
         <w:rPr>
           <w:b/>
@@ -24086,7 +24986,7 @@
         </w:rPr>
         <w:t>: Exam Creation test case</w:t>
       </w:r>
-      <w:bookmarkEnd w:id="76"/>
+      <w:bookmarkEnd w:id="72"/>
       <w:r>
         <w:rPr>
           <w:b/>
@@ -24104,7 +25004,7 @@
         </w:rPr>
         <w:t xml:space="preserve"> for </w:t>
       </w:r>
-      <w:bookmarkEnd w:id="77"/>
+      <w:bookmarkEnd w:id="73"/>
       <w:r>
         <w:rPr>
           <w:b/>
@@ -24763,8 +25663,8 @@
           </w14:textFill>
         </w:rPr>
       </w:pPr>
-      <w:bookmarkStart w:id="78" w:name="_Toc183786976"/>
-      <w:bookmarkStart w:id="79" w:name="_Toc183813370"/>
+      <w:bookmarkStart w:id="74" w:name="_Toc183786976"/>
+      <w:bookmarkStart w:id="75" w:name="_Toc183813370"/>
       <w:r>
         <w:rPr>
           <w:b/>
@@ -24884,7 +25784,7 @@
         </w:rPr>
         <w:t>: Update book test case</w:t>
       </w:r>
-      <w:bookmarkEnd w:id="78"/>
+      <w:bookmarkEnd w:id="74"/>
       <w:r>
         <w:rPr>
           <w:b/>
@@ -24902,7 +25802,7 @@
         </w:rPr>
         <w:t xml:space="preserve"> for </w:t>
       </w:r>
-      <w:bookmarkEnd w:id="79"/>
+      <w:bookmarkEnd w:id="75"/>
       <w:r>
         <w:rPr>
           <w:b/>
@@ -25104,6 +26004,12 @@
             <w:insideH w:val="single" w:color="auto" w:sz="4" w:space="0"/>
             <w:insideV w:val="single" w:color="auto" w:sz="4" w:space="0"/>
           </w:tblBorders>
+          <w:tblCellMar>
+            <w:top w:w="0" w:type="dxa"/>
+            <w:left w:w="108" w:type="dxa"/>
+            <w:bottom w:w="0" w:type="dxa"/>
+            <w:right w:w="108" w:type="dxa"/>
+          </w:tblCellMar>
         </w:tblPrEx>
         <w:tc>
           <w:tcPr>
@@ -25975,8 +26881,8 @@
           </w14:textFill>
         </w:rPr>
       </w:pPr>
-      <w:bookmarkStart w:id="80" w:name="_Toc183786977"/>
-      <w:bookmarkStart w:id="81" w:name="_Toc183813371"/>
+      <w:bookmarkStart w:id="76" w:name="_Toc183786977"/>
+      <w:bookmarkStart w:id="77" w:name="_Toc183813371"/>
       <w:r>
         <w:rPr>
           <w:b/>
@@ -26096,7 +27002,7 @@
         </w:rPr>
         <w:t>: Searching book test case</w:t>
       </w:r>
-      <w:bookmarkEnd w:id="80"/>
+      <w:bookmarkEnd w:id="76"/>
       <w:r>
         <w:rPr>
           <w:b/>
@@ -26114,7 +27020,7 @@
         </w:rPr>
         <w:t xml:space="preserve"> for </w:t>
       </w:r>
-      <w:bookmarkEnd w:id="81"/>
+      <w:bookmarkEnd w:id="77"/>
       <w:r>
         <w:rPr>
           <w:b/>
@@ -26506,8 +27412,8 @@
           </w14:textFill>
         </w:rPr>
       </w:pPr>
-      <w:bookmarkStart w:id="82" w:name="_Toc183786978"/>
-      <w:bookmarkStart w:id="83" w:name="_Toc183813372"/>
+      <w:bookmarkStart w:id="78" w:name="_Toc183786978"/>
+      <w:bookmarkStart w:id="79" w:name="_Toc183813372"/>
       <w:r>
         <w:rPr>
           <w:b/>
@@ -26627,7 +27533,7 @@
         </w:rPr>
         <w:t>: Forgot password test case</w:t>
       </w:r>
-      <w:bookmarkEnd w:id="82"/>
+      <w:bookmarkEnd w:id="78"/>
       <w:r>
         <w:rPr>
           <w:b/>
@@ -26645,7 +27551,7 @@
         </w:rPr>
         <w:t xml:space="preserve"> for </w:t>
       </w:r>
-      <w:bookmarkEnd w:id="83"/>
+      <w:bookmarkEnd w:id="79"/>
       <w:r>
         <w:rPr>
           <w:b/>
@@ -27601,7 +28507,7 @@
           </w14:textFill>
         </w:rPr>
       </w:pPr>
-      <w:bookmarkStart w:id="84" w:name="_Toc183813373"/>
+      <w:bookmarkStart w:id="80" w:name="_Toc183813373"/>
       <w:r>
         <w:rPr>
           <w:b/>
@@ -27721,7 +28627,7 @@
         </w:rPr>
         <w:t xml:space="preserve">: System testing for </w:t>
       </w:r>
-      <w:bookmarkEnd w:id="84"/>
+      <w:bookmarkEnd w:id="80"/>
       <w:r>
         <w:rPr>
           <w:b/>
@@ -29301,21 +30207,21 @@
         <w:spacing w:before="240" w:line="360" w:lineRule="auto"/>
         <w:ind w:left="0" w:firstLine="0"/>
       </w:pPr>
-      <w:bookmarkStart w:id="85" w:name="_Toc215569794"/>
+      <w:bookmarkStart w:id="81" w:name="_Toc215569794"/>
       <w:r>
         <w:t>4.3 Result Analysis</w:t>
       </w:r>
-      <w:bookmarkEnd w:id="85"/>
-    </w:p>
-    <w:p>
-      <w:pPr>
-        <w:jc w:val="both"/>
-        <w:rPr>
-          <w:b/>
-          <w:bCs/>
-        </w:rPr>
-      </w:pPr>
-      <w:bookmarkStart w:id="86" w:name="_Toc113374134"/>
+      <w:bookmarkEnd w:id="81"/>
+    </w:p>
+    <w:p>
+      <w:pPr>
+        <w:jc w:val="both"/>
+        <w:rPr>
+          <w:b/>
+          <w:bCs/>
+        </w:rPr>
+      </w:pPr>
+      <w:bookmarkStart w:id="82" w:name="_Toc113374134"/>
       <w:r>
         <w:rPr>
           <w:b/>
@@ -30511,7 +31417,7 @@
           <w:bCs/>
         </w:rPr>
       </w:pPr>
-      <w:bookmarkStart w:id="87" w:name="_Toc215569795"/>
+      <w:bookmarkStart w:id="83" w:name="_Toc215569795"/>
       <w:r>
         <w:rPr>
           <w:b/>
@@ -30519,7 +31425,7 @@
         </w:rPr>
         <w:t>1. Coordinate Acquisition</w:t>
       </w:r>
-      <w:bookmarkEnd w:id="87"/>
+      <w:bookmarkEnd w:id="83"/>
     </w:p>
     <w:p>
       <w:pPr>
@@ -30804,12 +31710,12 @@
         <w:pStyle w:val="2"/>
         <w:jc w:val="center"/>
       </w:pPr>
-      <w:bookmarkStart w:id="88" w:name="_Toc215569796"/>
+      <w:bookmarkStart w:id="84" w:name="_Toc215569796"/>
       <w:r>
         <w:t>CHAPTER 5</w:t>
       </w:r>
-      <w:bookmarkEnd w:id="86"/>
-      <w:bookmarkStart w:id="89" w:name="_Toc113374135"/>
+      <w:bookmarkEnd w:id="82"/>
+      <w:bookmarkStart w:id="85" w:name="_Toc113374135"/>
       <w:r>
         <w:t xml:space="preserve"> </w:t>
       </w:r>
@@ -30819,24 +31725,24 @@
       <w:r>
         <w:t>CONCLUSION AND FUTURE RECOMMENDATIONS</w:t>
       </w:r>
-      <w:bookmarkEnd w:id="88"/>
-      <w:bookmarkEnd w:id="89"/>
+      <w:bookmarkEnd w:id="84"/>
+      <w:bookmarkEnd w:id="85"/>
     </w:p>
     <w:p>
       <w:pPr>
         <w:pStyle w:val="3"/>
         <w:spacing w:after="240" w:line="360" w:lineRule="auto"/>
       </w:pPr>
-      <w:bookmarkStart w:id="90" w:name="_Toc113374137"/>
-      <w:bookmarkStart w:id="91" w:name="_Toc215569797"/>
+      <w:bookmarkStart w:id="86" w:name="_Toc113374137"/>
+      <w:bookmarkStart w:id="87" w:name="_Toc215569797"/>
       <w:r>
         <w:t xml:space="preserve">5.1 </w:t>
       </w:r>
-      <w:bookmarkEnd w:id="90"/>
+      <w:bookmarkEnd w:id="86"/>
       <w:r>
         <w:t>Lesson Learnt / Outcome</w:t>
       </w:r>
-      <w:bookmarkEnd w:id="91"/>
+      <w:bookmarkEnd w:id="87"/>
     </w:p>
     <w:p>
       <w:pPr>
@@ -30961,25 +31867,25 @@
         <w:pStyle w:val="3"/>
         <w:spacing w:before="240" w:after="240" w:line="360" w:lineRule="auto"/>
       </w:pPr>
-      <w:bookmarkStart w:id="92" w:name="_Toc113374136"/>
-      <w:bookmarkStart w:id="93" w:name="_Toc215569798"/>
+      <w:bookmarkStart w:id="88" w:name="_Toc113374136"/>
+      <w:bookmarkStart w:id="89" w:name="_Toc215569798"/>
       <w:r>
         <w:t xml:space="preserve">5.2 </w:t>
       </w:r>
-      <w:bookmarkEnd w:id="92"/>
+      <w:bookmarkEnd w:id="88"/>
       <w:r>
         <w:t>Conclusion</w:t>
       </w:r>
-      <w:bookmarkEnd w:id="93"/>
-    </w:p>
-    <w:p>
-      <w:pPr>
-        <w:jc w:val="both"/>
-        <w:rPr>
-          <w:szCs w:val="24"/>
-        </w:rPr>
-      </w:pPr>
-      <w:bookmarkStart w:id="94" w:name="_Toc113374138"/>
+      <w:bookmarkEnd w:id="89"/>
+    </w:p>
+    <w:p>
+      <w:pPr>
+        <w:jc w:val="both"/>
+        <w:rPr>
+          <w:szCs w:val="24"/>
+        </w:rPr>
+      </w:pPr>
+      <w:bookmarkStart w:id="90" w:name="_Toc113374138"/>
       <w:r>
         <w:rPr>
           <w:szCs w:val="24"/>
@@ -31020,18 +31926,18 @@
         <w:pStyle w:val="3"/>
         <w:spacing w:before="240" w:after="240" w:line="360" w:lineRule="auto"/>
       </w:pPr>
-      <w:bookmarkStart w:id="95" w:name="_Toc215569799"/>
+      <w:bookmarkStart w:id="91" w:name="_Toc215569799"/>
       <w:r>
         <w:t>5.3 Future Recommendations</w:t>
       </w:r>
-      <w:bookmarkEnd w:id="94"/>
-      <w:bookmarkEnd w:id="95"/>
-    </w:p>
-    <w:p>
-      <w:pPr>
-        <w:jc w:val="both"/>
-      </w:pPr>
-      <w:bookmarkStart w:id="96" w:name="_Toc113374139"/>
+      <w:bookmarkEnd w:id="90"/>
+      <w:bookmarkEnd w:id="91"/>
+    </w:p>
+    <w:p>
+      <w:pPr>
+        <w:jc w:val="both"/>
+      </w:pPr>
+      <w:bookmarkStart w:id="92" w:name="_Toc113374139"/>
       <w:r>
         <w:t>Although the system functions effectively, there are several advanced features that can be added in future to improve its usability, security, and scalability. Some recommended enhancements include:</w:t>
       </w:r>
@@ -31195,16 +32101,16 @@
             <w:pStyle w:val="2"/>
             <w:ind w:left="0"/>
           </w:pPr>
-          <w:bookmarkStart w:id="97" w:name="_Toc214962080"/>
+          <w:bookmarkStart w:id="93" w:name="_Toc214962080"/>
           <w:r>
             <w:t xml:space="preserve">                                          </w:t>
           </w:r>
-          <w:bookmarkStart w:id="98" w:name="_Toc215569800"/>
+          <w:bookmarkStart w:id="94" w:name="_Toc215569800"/>
           <w:r>
             <w:t>REFERENCES</w:t>
           </w:r>
-          <w:bookmarkEnd w:id="97"/>
-          <w:bookmarkEnd w:id="98"/>
+          <w:bookmarkEnd w:id="93"/>
+          <w:bookmarkEnd w:id="94"/>
         </w:p>
         <w:sdt>
           <w:sdtPr>
@@ -31548,24 +32454,24 @@
         <w:pStyle w:val="2"/>
         <w:jc w:val="center"/>
       </w:pPr>
-      <w:bookmarkStart w:id="99" w:name="_Toc214962081"/>
-      <w:bookmarkStart w:id="100" w:name="_Toc215569801"/>
+      <w:bookmarkStart w:id="95" w:name="_Toc215569801"/>
+      <w:bookmarkStart w:id="96" w:name="_Toc214962081"/>
       <w:r>
         <w:t>APPENDIX: SYSTEM SCREENSHOTS</w:t>
       </w:r>
+      <w:bookmarkEnd w:id="92"/>
+      <w:bookmarkEnd w:id="95"/>
       <w:bookmarkEnd w:id="96"/>
-      <w:bookmarkEnd w:id="99"/>
-      <w:bookmarkEnd w:id="100"/>
-    </w:p>
-    <w:p>
-      <w:pPr>
-        <w:jc w:val="both"/>
-        <w:rPr>
-          <w:b/>
-          <w:bCs/>
-        </w:rPr>
-      </w:pPr>
-      <w:bookmarkStart w:id="101" w:name="_Toc183065212"/>
+    </w:p>
+    <w:p>
+      <w:pPr>
+        <w:jc w:val="both"/>
+        <w:rPr>
+          <w:b/>
+          <w:bCs/>
+        </w:rPr>
+      </w:pPr>
+      <w:bookmarkStart w:id="97" w:name="_Toc183065212"/>
       <w:r>
         <w:rPr>
           <w:b/>
@@ -31588,7 +32494,7 @@
         </w:rPr>
         <w:t>Page</w:t>
       </w:r>
-      <w:bookmarkEnd w:id="101"/>
+      <w:bookmarkEnd w:id="97"/>
     </w:p>
     <w:p>
       <w:pPr>
@@ -31621,7 +32527,7 @@
                     </pic:cNvPicPr>
                   </pic:nvPicPr>
                   <pic:blipFill>
-                    <a:blip r:embed="rId28" cstate="print">
+                    <a:blip r:embed="rId27" cstate="print">
                       <a:extLst>
                         <a:ext uri="{28A0092B-C50C-407E-A947-70E740481C1C}">
                           <a14:useLocalDpi xmlns:a14="http://schemas.microsoft.com/office/drawing/2010/main" val="0"/>
@@ -31704,7 +32610,7 @@
                     </pic:cNvPicPr>
                   </pic:nvPicPr>
                   <pic:blipFill>
-                    <a:blip r:embed="rId29" cstate="print">
+                    <a:blip r:embed="rId28" cstate="print">
                       <a:extLst>
                         <a:ext uri="{28A0092B-C50C-407E-A947-70E740481C1C}">
                           <a14:useLocalDpi xmlns:a14="http://schemas.microsoft.com/office/drawing/2010/main" val="0"/>
@@ -31816,7 +32722,7 @@
                     </pic:cNvPicPr>
                   </pic:nvPicPr>
                   <pic:blipFill>
-                    <a:blip r:embed="rId30" cstate="print">
+                    <a:blip r:embed="rId29" cstate="print">
                       <a:extLst>
                         <a:ext uri="{28A0092B-C50C-407E-A947-70E740481C1C}">
                           <a14:useLocalDpi xmlns:a14="http://schemas.microsoft.com/office/drawing/2010/main" val="0"/>
@@ -31886,7 +32792,7 @@
                     </pic:cNvPicPr>
                   </pic:nvPicPr>
                   <pic:blipFill>
-                    <a:blip r:embed="rId31" cstate="print">
+                    <a:blip r:embed="rId30" cstate="print">
                       <a:extLst>
                         <a:ext uri="{28A0092B-C50C-407E-A947-70E740481C1C}">
                           <a14:useLocalDpi xmlns:a14="http://schemas.microsoft.com/office/drawing/2010/main" val="0"/>
@@ -32012,7 +32918,7 @@
                     </pic:cNvPicPr>
                   </pic:nvPicPr>
                   <pic:blipFill>
-                    <a:blip r:embed="rId32" cstate="print">
+                    <a:blip r:embed="rId31" cstate="print">
                       <a:extLst>
                         <a:ext uri="{28A0092B-C50C-407E-A947-70E740481C1C}">
                           <a14:useLocalDpi xmlns:a14="http://schemas.microsoft.com/office/drawing/2010/main" val="0"/>
@@ -32094,7 +33000,7 @@
                     </pic:cNvPicPr>
                   </pic:nvPicPr>
                   <pic:blipFill>
-                    <a:blip r:embed="rId33" cstate="print">
+                    <a:blip r:embed="rId32" cstate="print">
                       <a:extLst>
                         <a:ext uri="{28A0092B-C50C-407E-A947-70E740481C1C}">
                           <a14:useLocalDpi xmlns:a14="http://schemas.microsoft.com/office/drawing/2010/main" val="0"/>
@@ -32218,7 +33124,7 @@
           <w:bCs/>
         </w:rPr>
       </w:pPr>
-      <w:bookmarkStart w:id="102" w:name="_Toc183065213"/>
+      <w:bookmarkStart w:id="98" w:name="_Toc183065213"/>
       <w:r>
         <w:rPr>
           <w:b/>
@@ -32242,7 +33148,7 @@
                     </pic:cNvPicPr>
                   </pic:nvPicPr>
                   <pic:blipFill>
-                    <a:blip r:embed="rId34" cstate="print">
+                    <a:blip r:embed="rId33" cstate="print">
                       <a:extLst>
                         <a:ext uri="{28A0092B-C50C-407E-A947-70E740481C1C}">
                           <a14:useLocalDpi xmlns:a14="http://schemas.microsoft.com/office/drawing/2010/main" val="0"/>
@@ -32311,7 +33217,7 @@
                     </pic:cNvPicPr>
                   </pic:nvPicPr>
                   <pic:blipFill>
-                    <a:blip r:embed="rId35" cstate="print">
+                    <a:blip r:embed="rId34" cstate="print">
                       <a:extLst>
                         <a:ext uri="{28A0092B-C50C-407E-A947-70E740481C1C}">
                           <a14:useLocalDpi xmlns:a14="http://schemas.microsoft.com/office/drawing/2010/main" val="0"/>
@@ -32380,7 +33286,7 @@
                     </pic:cNvPicPr>
                   </pic:nvPicPr>
                   <pic:blipFill>
-                    <a:blip r:embed="rId36" cstate="print">
+                    <a:blip r:embed="rId35" cstate="print">
                       <a:extLst>
                         <a:ext uri="{28A0092B-C50C-407E-A947-70E740481C1C}">
                           <a14:useLocalDpi xmlns:a14="http://schemas.microsoft.com/office/drawing/2010/main" val="0"/>
@@ -32441,7 +33347,7 @@
         </w:rPr>
         <w:t xml:space="preserve"> </w:t>
       </w:r>
-      <w:bookmarkEnd w:id="102"/>
+      <w:bookmarkEnd w:id="98"/>
     </w:p>
     <w:p>
       <w:r>
@@ -32471,7 +33377,7 @@
                     </pic:cNvPicPr>
                   </pic:nvPicPr>
                   <pic:blipFill>
-                    <a:blip r:embed="rId37" cstate="print">
+                    <a:blip r:embed="rId36" cstate="print">
                       <a:extLst>
                         <a:ext uri="{28A0092B-C50C-407E-A947-70E740481C1C}">
                           <a14:useLocalDpi xmlns:a14="http://schemas.microsoft.com/office/drawing/2010/main" val="0"/>
@@ -32525,7 +33431,7 @@
                     </pic:cNvPicPr>
                   </pic:nvPicPr>
                   <pic:blipFill>
-                    <a:blip r:embed="rId38" cstate="print">
+                    <a:blip r:embed="rId37" cstate="print">
                       <a:extLst>
                         <a:ext uri="{28A0092B-C50C-407E-A947-70E740481C1C}">
                           <a14:useLocalDpi xmlns:a14="http://schemas.microsoft.com/office/drawing/2010/main" val="0"/>
@@ -32615,7 +33521,7 @@
                     </pic:cNvPicPr>
                   </pic:nvPicPr>
                   <pic:blipFill>
-                    <a:blip r:embed="rId39" cstate="print">
+                    <a:blip r:embed="rId38" cstate="print">
                       <a:extLst>
                         <a:ext uri="{28A0092B-C50C-407E-A947-70E740481C1C}">
                           <a14:useLocalDpi xmlns:a14="http://schemas.microsoft.com/office/drawing/2010/main" val="0"/>
@@ -32675,7 +33581,7 @@
                     </pic:cNvPicPr>
                   </pic:nvPicPr>
                   <pic:blipFill>
-                    <a:blip r:embed="rId40" cstate="print">
+                    <a:blip r:embed="rId39" cstate="print">
                       <a:extLst>
                         <a:ext uri="{28A0092B-C50C-407E-A947-70E740481C1C}">
                           <a14:useLocalDpi xmlns:a14="http://schemas.microsoft.com/office/drawing/2010/main" val="0"/>
@@ -32735,7 +33641,7 @@
                     </pic:cNvPicPr>
                   </pic:nvPicPr>
                   <pic:blipFill>
-                    <a:blip r:embed="rId41" cstate="print">
+                    <a:blip r:embed="rId40" cstate="print">
                       <a:extLst>
                         <a:ext uri="{28A0092B-C50C-407E-A947-70E740481C1C}">
                           <a14:useLocalDpi xmlns:a14="http://schemas.microsoft.com/office/drawing/2010/main" val="0"/>
@@ -32801,7 +33707,7 @@
                     </pic:cNvPicPr>
                   </pic:nvPicPr>
                   <pic:blipFill>
-                    <a:blip r:embed="rId42" cstate="print">
+                    <a:blip r:embed="rId41" cstate="print">
                       <a:extLst>
                         <a:ext uri="{28A0092B-C50C-407E-A947-70E740481C1C}">
                           <a14:useLocalDpi xmlns:a14="http://schemas.microsoft.com/office/drawing/2010/main" val="0"/>
@@ -32831,29 +33737,25 @@
     <w:p>
       <w:pPr>
         <w:jc w:val="both"/>
-      </w:pPr>
-      <w:r>
         <w:rPr>
           <w:sz w:val="28"/>
           <w:szCs w:val="28"/>
         </w:rPr>
-        <w:t>Everest Innovative College</w:t>
-      </w:r>
-    </w:p>
-    <w:p>
-      <w:pPr>
-        <w:jc w:val="both"/>
+      </w:pPr>
+      <w:r>
         <w:rPr>
           <w:sz w:val="28"/>
           <w:szCs w:val="28"/>
-        </w:rPr>
-      </w:pPr>
+          <w:lang w:val="en-US"/>
+        </w:rPr>
+        <w:t>Whitefield Int'l CollegeNayabazar</w:t>
+      </w:r>
       <w:r>
         <w:rPr>
           <w:sz w:val="28"/>
           <w:szCs w:val="28"/>
         </w:rPr>
-        <w:t>Solteemode, Kathmandu</w:t>
+        <w:t>, Kathmandu</w:t>
       </w:r>
     </w:p>
     <w:p>
@@ -32933,21 +33835,6 @@
           <w:szCs w:val="24"/>
         </w:rPr>
         <w:t>Supervisor’s Name: Bhesh Chaudhary</w:t>
-      </w:r>
-    </w:p>
-    <w:p>
-      <w:pPr>
-        <w:spacing w:before="240"/>
-        <w:jc w:val="both"/>
-        <w:rPr>
-          <w:szCs w:val="24"/>
-        </w:rPr>
-      </w:pPr>
-      <w:r>
-        <w:rPr>
-          <w:szCs w:val="24"/>
-        </w:rPr>
-        <w:t>Student’s Name: Rohan Maharjan</w:t>
       </w:r>
     </w:p>
     <w:tbl>
@@ -32972,11 +33859,11 @@
         </w:tblCellMar>
       </w:tblPr>
       <w:tblGrid>
-        <w:gridCol w:w="643"/>
-        <w:gridCol w:w="1182"/>
-        <w:gridCol w:w="3091"/>
-        <w:gridCol w:w="2819"/>
-        <w:gridCol w:w="1338"/>
+        <w:gridCol w:w="1377"/>
+        <w:gridCol w:w="937"/>
+        <w:gridCol w:w="2847"/>
+        <w:gridCol w:w="2575"/>
+        <w:gridCol w:w="1337"/>
       </w:tblGrid>
       <w:tr>
         <w:tblPrEx>
@@ -33013,6 +33900,19 @@
             </w:pPr>
             <w:r>
               <w:rPr>
+                <w:szCs w:val="24"/>
+              </w:rPr>
+              <w:t xml:space="preserve">Student’s Name: </w:t>
+            </w:r>
+            <w:r>
+              <w:rPr>
+                <w:szCs w:val="24"/>
+                <w:lang w:val="en-US"/>
+              </w:rPr>
+              <w:t>LABA SHAHI</w:t>
+            </w:r>
+            <w:r>
+              <w:rPr>
                 <w:b/>
                 <w:bCs/>
               </w:rPr>
@@ -33119,6 +34019,12 @@
             <w:insideH w:val="single" w:color="auto" w:sz="4" w:space="0"/>
             <w:insideV w:val="single" w:color="auto" w:sz="4" w:space="0"/>
           </w:tblBorders>
+          <w:tblCellMar>
+            <w:top w:w="0" w:type="dxa"/>
+            <w:left w:w="108" w:type="dxa"/>
+            <w:bottom w:w="0" w:type="dxa"/>
+            <w:right w:w="108" w:type="dxa"/>
+          </w:tblCellMar>
         </w:tblPrEx>
         <w:trPr>
           <w:trHeight w:val="1928" w:hRule="atLeast"/>
@@ -33209,6 +34115,12 @@
             <w:insideH w:val="single" w:color="auto" w:sz="4" w:space="0"/>
             <w:insideV w:val="single" w:color="auto" w:sz="4" w:space="0"/>
           </w:tblBorders>
+          <w:tblCellMar>
+            <w:top w:w="0" w:type="dxa"/>
+            <w:left w:w="108" w:type="dxa"/>
+            <w:bottom w:w="0" w:type="dxa"/>
+            <w:right w:w="108" w:type="dxa"/>
+          </w:tblCellMar>
         </w:tblPrEx>
         <w:trPr>
           <w:trHeight w:val="1928" w:hRule="atLeast"/>
@@ -33395,6 +34307,12 @@
             <w:insideH w:val="single" w:color="auto" w:sz="4" w:space="0"/>
             <w:insideV w:val="single" w:color="auto" w:sz="4" w:space="0"/>
           </w:tblBorders>
+          <w:tblCellMar>
+            <w:top w:w="0" w:type="dxa"/>
+            <w:left w:w="108" w:type="dxa"/>
+            <w:bottom w:w="0" w:type="dxa"/>
+            <w:right w:w="108" w:type="dxa"/>
+          </w:tblCellMar>
         </w:tblPrEx>
         <w:trPr>
           <w:trHeight w:val="2069" w:hRule="atLeast"/>
@@ -34350,6 +35268,21 @@
     </w:lvl>
   </w:abstractNum>
   <w:abstractNum w:abstractNumId="4">
+    <w:nsid w:val="2F45AD98"/>
+    <w:multiLevelType w:val="singleLevel"/>
+    <w:tmpl w:val="2F45AD98"/>
+    <w:lvl w:ilvl="0" w:tentative="0">
+      <w:start w:val="2"/>
+      <w:numFmt w:val="upperLetter"/>
+      <w:suff w:val="space"/>
+      <w:lvlText w:val="%1."/>
+      <w:lvlJc w:val="left"/>
+      <w:pPr>
+        <w:ind w:left="180" w:leftChars="0" w:firstLine="0" w:firstLineChars="0"/>
+      </w:pPr>
+    </w:lvl>
+  </w:abstractNum>
+  <w:abstractNum w:abstractNumId="5">
     <w:nsid w:val="531D57BD"/>
     <w:multiLevelType w:val="multilevel"/>
     <w:tmpl w:val="531D57BD"/>
@@ -34462,7 +35395,7 @@
       </w:rPr>
     </w:lvl>
   </w:abstractNum>
-  <w:abstractNum w:abstractNumId="5">
+  <w:abstractNum w:abstractNumId="6">
     <w:nsid w:val="5C700493"/>
     <w:multiLevelType w:val="multilevel"/>
     <w:tmpl w:val="5C700493"/>
@@ -34551,7 +35484,7 @@
       </w:pPr>
     </w:lvl>
   </w:abstractNum>
-  <w:abstractNum w:abstractNumId="6">
+  <w:abstractNum w:abstractNumId="7">
     <w:nsid w:val="7123219E"/>
     <w:multiLevelType w:val="multilevel"/>
     <w:tmpl w:val="7123219E"/>
@@ -34671,19 +35604,22 @@
     <w:abstractNumId w:val="3"/>
   </w:num>
   <w:num w:numId="3">
-    <w:abstractNumId w:val="4"/>
+    <w:abstractNumId w:val="5"/>
   </w:num>
   <w:num w:numId="4">
     <w:abstractNumId w:val="1"/>
   </w:num>
   <w:num w:numId="5">
-    <w:abstractNumId w:val="5"/>
+    <w:abstractNumId w:val="6"/>
   </w:num>
   <w:num w:numId="6">
+    <w:abstractNumId w:val="4"/>
+  </w:num>
+  <w:num w:numId="7">
     <w:abstractNumId w:val="0"/>
   </w:num>
-  <w:num w:numId="7">
-    <w:abstractNumId w:val="6"/>
+  <w:num w:numId="8">
+    <w:abstractNumId w:val="7"/>
   </w:num>
 </w:numbering>
 </file>
